--- a/test/template.docx
+++ b/test/template.docx
@@ -25,6 +25,7 @@
       <w:r>
         <w:t xml:space="preserve"> </w:t>
       </w:r>
+      <w:proofErr w:type="spellStart"/>
       <w:r>
         <w:rPr>
           <w:i/>
@@ -34,6 +35,7 @@
         </w:rPr>
         <w:t>СЛОВОм</w:t>
       </w:r>
+      <w:proofErr w:type="spellEnd"/>
       <w:r>
         <w:rPr>
           <w:sz w:val="32"/>
@@ -140,8 +142,30 @@
         <w:rPr>
           <w:color w:val="4472C4" w:themeColor="accent1"/>
         </w:rPr>
-        <w:t xml:space="preserve"> СЛОВО СЛОВО</w:t>
-      </w:r>
+        <w:t xml:space="preserve"> </w:t>
+      </w:r>
+      <w:proofErr w:type="spellStart"/>
+      <w:r>
+        <w:rPr>
+          <w:color w:val="4472C4" w:themeColor="accent1"/>
+        </w:rPr>
+        <w:t>СЛОВО</w:t>
+      </w:r>
+      <w:proofErr w:type="spellEnd"/>
+      <w:r>
+        <w:rPr>
+          <w:color w:val="4472C4" w:themeColor="accent1"/>
+        </w:rPr>
+        <w:t xml:space="preserve"> </w:t>
+      </w:r>
+      <w:proofErr w:type="spellStart"/>
+      <w:r>
+        <w:rPr>
+          <w:color w:val="4472C4" w:themeColor="accent1"/>
+        </w:rPr>
+        <w:t>СЛОВО</w:t>
+      </w:r>
+      <w:proofErr w:type="spellEnd"/>
       <w:r>
         <w:rPr>
           <w:color w:val="4472C4" w:themeColor="accent1"/>
@@ -200,6 +224,9 @@
         </w:rPr>
       </w:pPr>
       <w:r>
+        <w:t xml:space="preserve">СЛОВО </w:t>
+      </w:r>
+      <w:r>
         <w:t xml:space="preserve">Тут ран. </w:t>
       </w:r>
       <w:r>
@@ -256,18 +283,61 @@
         <w:rPr>
           <w:color w:val="70AD47" w:themeColor="accent6"/>
         </w:rPr>
-        <w:t>СЛОВО СЛОВО СЛОВО СЛОВО</w:t>
-      </w:r>
+        <w:t xml:space="preserve">СЛОВО </w:t>
+      </w:r>
+      <w:proofErr w:type="spellStart"/>
       <w:r>
         <w:rPr>
           <w:color w:val="70AD47" w:themeColor="accent6"/>
         </w:rPr>
-        <w:t xml:space="preserve"> С</w:t>
-      </w:r>
+        <w:t>СЛОВО</w:t>
+      </w:r>
+      <w:proofErr w:type="spellEnd"/>
       <w:r>
         <w:rPr>
           <w:color w:val="70AD47" w:themeColor="accent6"/>
         </w:rPr>
+        <w:t xml:space="preserve"> </w:t>
+      </w:r>
+      <w:proofErr w:type="spellStart"/>
+      <w:r>
+        <w:rPr>
+          <w:color w:val="70AD47" w:themeColor="accent6"/>
+        </w:rPr>
+        <w:t>СЛОВО</w:t>
+      </w:r>
+      <w:proofErr w:type="spellEnd"/>
+      <w:r>
+        <w:rPr>
+          <w:color w:val="70AD47" w:themeColor="accent6"/>
+        </w:rPr>
+        <w:t xml:space="preserve"> </w:t>
+      </w:r>
+      <w:proofErr w:type="spellStart"/>
+      <w:r>
+        <w:rPr>
+          <w:color w:val="70AD47" w:themeColor="accent6"/>
+        </w:rPr>
+        <w:t>СЛОВО</w:t>
+      </w:r>
+      <w:proofErr w:type="spellEnd"/>
+      <w:r>
+        <w:rPr>
+          <w:color w:val="70AD47" w:themeColor="accent6"/>
+        </w:rPr>
+        <w:t xml:space="preserve"> </w:t>
+      </w:r>
+      <w:proofErr w:type="spellStart"/>
+      <w:r>
+        <w:rPr>
+          <w:color w:val="70AD47" w:themeColor="accent6"/>
+        </w:rPr>
+        <w:t>С</w:t>
+      </w:r>
+      <w:r>
+        <w:rPr>
+          <w:color w:val="70AD47" w:themeColor="accent6"/>
+        </w:rPr>
         <w:t>оло</w:t>
       </w:r>
       <w:r>
@@ -276,12 +346,14 @@
         </w:rPr>
         <w:t>ЛОВО</w:t>
       </w:r>
+      <w:proofErr w:type="spellEnd"/>
       <w:r>
         <w:rPr>
           <w:color w:val="C45911" w:themeColor="accent2" w:themeShade="BF"/>
         </w:rPr>
         <w:t xml:space="preserve"> </w:t>
       </w:r>
+      <w:proofErr w:type="spellStart"/>
       <w:r>
         <w:rPr>
           <w:color w:val="4472C4" w:themeColor="accent1"/>
@@ -300,6 +372,552 @@
         </w:rPr>
         <w:t>О</w:t>
       </w:r>
+      <w:proofErr w:type="spellEnd"/>
+    </w:p>
+    <w:tbl>
+      <w:tblPr>
+        <w:tblStyle w:val="a3"/>
+        <w:tblW w:w="0" w:type="auto"/>
+        <w:tblLook w:val="04A0" w:firstRow="1" w:lastRow="0" w:firstColumn="1" w:lastColumn="0" w:noHBand="0" w:noVBand="1"/>
+      </w:tblPr>
+      <w:tblGrid>
+        <w:gridCol w:w="3115"/>
+        <w:gridCol w:w="3115"/>
+        <w:gridCol w:w="3115"/>
+      </w:tblGrid>
+      <w:tr>
+        <w:tc>
+          <w:tcPr>
+            <w:tcW w:w="3115" w:type="dxa"/>
+          </w:tcPr>
+          <w:p>
+            <w:r>
+              <w:t>СЛОВО</w:t>
+            </w:r>
+          </w:p>
+        </w:tc>
+        <w:tc>
+          <w:tcPr>
+            <w:tcW w:w="3115" w:type="dxa"/>
+          </w:tcPr>
+          <w:p/>
+        </w:tc>
+        <w:tc>
+          <w:tcPr>
+            <w:tcW w:w="3115" w:type="dxa"/>
+          </w:tcPr>
+          <w:p/>
+        </w:tc>
+      </w:tr>
+      <w:tr>
+        <w:tc>
+          <w:tcPr>
+            <w:tcW w:w="3115" w:type="dxa"/>
+          </w:tcPr>
+          <w:p/>
+        </w:tc>
+        <w:tc>
+          <w:tcPr>
+            <w:tcW w:w="3115" w:type="dxa"/>
+          </w:tcPr>
+          <w:p>
+            <w:pPr>
+              <w:rPr>
+                <w:color w:val="70AD47" w:themeColor="accent6"/>
+              </w:rPr>
+            </w:pPr>
+            <w:r>
+              <w:t>СЛОВО Тут ран. Тут найти. Ещё СЛОВО после.</w:t>
+            </w:r>
+            <w:r>
+              <w:t xml:space="preserve"> </w:t>
+            </w:r>
+            <w:r>
+              <w:t xml:space="preserve">Дальше должен идти </w:t>
+            </w:r>
+            <w:r>
+              <w:rPr>
+                <w:lang w:val="en-US"/>
+              </w:rPr>
+              <w:t>hard</w:t>
+            </w:r>
+            <w:r>
+              <w:t>-</w:t>
+            </w:r>
+            <w:r>
+              <w:rPr>
+                <w:lang w:val="en-US"/>
+              </w:rPr>
+              <w:t>wrap</w:t>
+            </w:r>
+            <w:r>
+              <w:t>.</w:t>
+            </w:r>
+            <w:r>
+              <w:t xml:space="preserve"> СЛО</w:t>
+            </w:r>
+            <w:r>
+              <w:rPr>
+                <w:color w:val="70AD47" w:themeColor="accent6"/>
+              </w:rPr>
+              <w:t>ВО</w:t>
+            </w:r>
+          </w:p>
+          <w:p>
+            <w:r>
+              <w:rPr>
+                <w:color w:val="70AD47" w:themeColor="accent6"/>
+              </w:rPr>
+              <w:t xml:space="preserve">СЛОВО </w:t>
+            </w:r>
+            <w:proofErr w:type="spellStart"/>
+            <w:r>
+              <w:rPr>
+                <w:color w:val="70AD47" w:themeColor="accent6"/>
+              </w:rPr>
+              <w:t>СЛОВО</w:t>
+            </w:r>
+            <w:proofErr w:type="spellEnd"/>
+            <w:r>
+              <w:rPr>
+                <w:color w:val="70AD47" w:themeColor="accent6"/>
+              </w:rPr>
+              <w:t xml:space="preserve"> </w:t>
+            </w:r>
+            <w:proofErr w:type="spellStart"/>
+            <w:r>
+              <w:rPr>
+                <w:color w:val="70AD47" w:themeColor="accent6"/>
+              </w:rPr>
+              <w:t>СЛОВО</w:t>
+            </w:r>
+            <w:proofErr w:type="spellEnd"/>
+            <w:r>
+              <w:rPr>
+                <w:color w:val="70AD47" w:themeColor="accent6"/>
+              </w:rPr>
+              <w:t xml:space="preserve"> </w:t>
+            </w:r>
+            <w:proofErr w:type="spellStart"/>
+            <w:r>
+              <w:rPr>
+                <w:color w:val="70AD47" w:themeColor="accent6"/>
+              </w:rPr>
+              <w:t>СЛОВО</w:t>
+            </w:r>
+            <w:proofErr w:type="spellEnd"/>
+            <w:r>
+              <w:rPr>
+                <w:color w:val="70AD47" w:themeColor="accent6"/>
+              </w:rPr>
+              <w:t xml:space="preserve"> </w:t>
+            </w:r>
+            <w:proofErr w:type="spellStart"/>
+            <w:r>
+              <w:rPr>
+                <w:color w:val="70AD47" w:themeColor="accent6"/>
+              </w:rPr>
+              <w:t>Соло</w:t>
+            </w:r>
+            <w:r>
+              <w:rPr>
+                <w:color w:val="C45911" w:themeColor="accent2" w:themeShade="BF"/>
+              </w:rPr>
+              <w:t>ЛОВО</w:t>
+            </w:r>
+            <w:proofErr w:type="spellEnd"/>
+            <w:r>
+              <w:rPr>
+                <w:color w:val="C45911" w:themeColor="accent2" w:themeShade="BF"/>
+              </w:rPr>
+              <w:t xml:space="preserve"> </w:t>
+            </w:r>
+            <w:proofErr w:type="spellStart"/>
+            <w:r>
+              <w:rPr>
+                <w:color w:val="4472C4" w:themeColor="accent1"/>
+              </w:rPr>
+              <w:t>СЛОВ</w:t>
+            </w:r>
+            <w:r>
+              <w:rPr>
+                <w:color w:val="4472C4" w:themeColor="accent1"/>
+              </w:rPr>
+              <w:t>нет</w:t>
+            </w:r>
+            <w:r>
+              <w:rPr>
+                <w:color w:val="FFD966" w:themeColor="accent4" w:themeTint="99"/>
+              </w:rPr>
+              <w:t>О</w:t>
+            </w:r>
+            <w:proofErr w:type="spellEnd"/>
+          </w:p>
+          <w:p/>
+        </w:tc>
+        <w:tc>
+          <w:tcPr>
+            <w:tcW w:w="3115" w:type="dxa"/>
+          </w:tcPr>
+          <w:p>
+            <w:r>
+              <w:t xml:space="preserve">Просто </w:t>
+            </w:r>
+            <w:r>
+              <w:rPr>
+                <w:u w:val="single"/>
+              </w:rPr>
+              <w:t>параграф</w:t>
+            </w:r>
+            <w:r>
+              <w:t xml:space="preserve"> с </w:t>
+            </w:r>
+            <w:r>
+              <w:rPr>
+                <w:b/>
+                <w:bCs/>
+              </w:rPr>
+              <w:t>некоторым</w:t>
+            </w:r>
+            <w:r>
+              <w:t xml:space="preserve"> </w:t>
+            </w:r>
+            <w:proofErr w:type="spellStart"/>
+            <w:r>
+              <w:rPr>
+                <w:i/>
+                <w:iCs/>
+                <w:sz w:val="32"/>
+                <w:szCs w:val="32"/>
+              </w:rPr>
+              <w:t>СЛОВОм</w:t>
+            </w:r>
+            <w:proofErr w:type="spellEnd"/>
+            <w:r>
+              <w:rPr>
+                <w:sz w:val="32"/>
+                <w:szCs w:val="32"/>
+              </w:rPr>
+              <w:t xml:space="preserve"> </w:t>
+            </w:r>
+            <w:r>
+              <w:t xml:space="preserve">и </w:t>
+            </w:r>
+            <w:r>
+              <w:rPr>
+                <w:highlight w:val="yellow"/>
+              </w:rPr>
+              <w:t>особым</w:t>
+            </w:r>
+            <w:r>
+              <w:t xml:space="preserve"> форматированием</w:t>
+            </w:r>
+          </w:p>
+          <w:p/>
+        </w:tc>
+      </w:tr>
+      <w:tr>
+        <w:tc>
+          <w:tcPr>
+            <w:tcW w:w="3115" w:type="dxa"/>
+          </w:tcPr>
+          <w:p>
+            <w:r>
+              <w:t>ФРАЗА</w:t>
+            </w:r>
+          </w:p>
+        </w:tc>
+        <w:tc>
+          <w:tcPr>
+            <w:tcW w:w="3115" w:type="dxa"/>
+          </w:tcPr>
+          <w:p>
+            <w:r>
+              <w:t>КОТОРУЮ</w:t>
+            </w:r>
+          </w:p>
+        </w:tc>
+        <w:tc>
+          <w:tcPr>
+            <w:tcW w:w="3115" w:type="dxa"/>
+          </w:tcPr>
+          <w:p>
+            <w:r>
+              <w:t>КРАСИМ</w:t>
+            </w:r>
+          </w:p>
+        </w:tc>
+      </w:tr>
+    </w:tbl>
+    <w:p/>
+    <w:tbl>
+      <w:tblPr>
+        <w:tblStyle w:val="a3"/>
+        <w:tblW w:w="0" w:type="auto"/>
+        <w:tblLook w:val="04A0" w:firstRow="1" w:lastRow="0" w:firstColumn="1" w:lastColumn="0" w:noHBand="0" w:noVBand="1"/>
+      </w:tblPr>
+      <w:tblGrid>
+        <w:gridCol w:w="3115"/>
+        <w:gridCol w:w="3115"/>
+        <w:gridCol w:w="3115"/>
+      </w:tblGrid>
+      <w:tr>
+        <w:tc>
+          <w:tcPr>
+            <w:tcW w:w="3115" w:type="dxa"/>
+          </w:tcPr>
+          <w:p>
+            <w:r>
+              <w:t>СЛОВО</w:t>
+            </w:r>
+          </w:p>
+        </w:tc>
+        <w:tc>
+          <w:tcPr>
+            <w:tcW w:w="3115" w:type="dxa"/>
+          </w:tcPr>
+          <w:p/>
+        </w:tc>
+        <w:tc>
+          <w:tcPr>
+            <w:tcW w:w="3115" w:type="dxa"/>
+          </w:tcPr>
+          <w:p/>
+        </w:tc>
+      </w:tr>
+      <w:tr>
+        <w:tc>
+          <w:tcPr>
+            <w:tcW w:w="3115" w:type="dxa"/>
+          </w:tcPr>
+          <w:p/>
+        </w:tc>
+        <w:tc>
+          <w:tcPr>
+            <w:tcW w:w="6230" w:type="dxa"/>
+            <w:gridSpan w:val="2"/>
+          </w:tcPr>
+          <w:p>
+            <w:pPr>
+              <w:rPr>
+                <w:color w:val="70AD47" w:themeColor="accent6"/>
+              </w:rPr>
+            </w:pPr>
+            <w:r>
+              <w:t>СЛОВО Тут ран. Тут найти. Ещё СЛОВО после.</w:t>
+            </w:r>
+            <w:r>
+              <w:t xml:space="preserve"> </w:t>
+            </w:r>
+            <w:r>
+              <w:t xml:space="preserve">Дальше должен идти </w:t>
+            </w:r>
+            <w:r>
+              <w:rPr>
+                <w:lang w:val="en-US"/>
+              </w:rPr>
+              <w:t>hard</w:t>
+            </w:r>
+            <w:r>
+              <w:t>-</w:t>
+            </w:r>
+            <w:r>
+              <w:rPr>
+                <w:lang w:val="en-US"/>
+              </w:rPr>
+              <w:t>wrap</w:t>
+            </w:r>
+            <w:r>
+              <w:t>.</w:t>
+            </w:r>
+            <w:r>
+              <w:t xml:space="preserve"> СЛО</w:t>
+            </w:r>
+            <w:r>
+              <w:rPr>
+                <w:color w:val="70AD47" w:themeColor="accent6"/>
+              </w:rPr>
+              <w:t>ВО</w:t>
+            </w:r>
+          </w:p>
+          <w:p>
+            <w:r>
+              <w:rPr>
+                <w:color w:val="70AD47" w:themeColor="accent6"/>
+              </w:rPr>
+              <w:t xml:space="preserve">СЛОВО </w:t>
+            </w:r>
+            <w:proofErr w:type="spellStart"/>
+            <w:r>
+              <w:rPr>
+                <w:color w:val="70AD47" w:themeColor="accent6"/>
+              </w:rPr>
+              <w:t>СЛОВО</w:t>
+            </w:r>
+            <w:proofErr w:type="spellEnd"/>
+            <w:r>
+              <w:rPr>
+                <w:color w:val="70AD47" w:themeColor="accent6"/>
+              </w:rPr>
+              <w:t xml:space="preserve"> </w:t>
+            </w:r>
+            <w:proofErr w:type="spellStart"/>
+            <w:r>
+              <w:rPr>
+                <w:color w:val="70AD47" w:themeColor="accent6"/>
+              </w:rPr>
+              <w:t>СЛОВО</w:t>
+            </w:r>
+            <w:proofErr w:type="spellEnd"/>
+            <w:r>
+              <w:rPr>
+                <w:color w:val="70AD47" w:themeColor="accent6"/>
+              </w:rPr>
+              <w:t xml:space="preserve"> </w:t>
+            </w:r>
+            <w:proofErr w:type="spellStart"/>
+            <w:r>
+              <w:rPr>
+                <w:color w:val="70AD47" w:themeColor="accent6"/>
+              </w:rPr>
+              <w:t>СЛОВО</w:t>
+            </w:r>
+            <w:proofErr w:type="spellEnd"/>
+            <w:r>
+              <w:rPr>
+                <w:color w:val="70AD47" w:themeColor="accent6"/>
+              </w:rPr>
+              <w:t xml:space="preserve"> </w:t>
+            </w:r>
+            <w:proofErr w:type="spellStart"/>
+            <w:r>
+              <w:rPr>
+                <w:color w:val="70AD47" w:themeColor="accent6"/>
+              </w:rPr>
+              <w:t>Соло</w:t>
+            </w:r>
+            <w:r>
+              <w:rPr>
+                <w:color w:val="C45911" w:themeColor="accent2" w:themeShade="BF"/>
+              </w:rPr>
+              <w:t>ЛОВО</w:t>
+            </w:r>
+            <w:proofErr w:type="spellEnd"/>
+            <w:r>
+              <w:rPr>
+                <w:color w:val="C45911" w:themeColor="accent2" w:themeShade="BF"/>
+              </w:rPr>
+              <w:t xml:space="preserve"> </w:t>
+            </w:r>
+            <w:proofErr w:type="spellStart"/>
+            <w:r>
+              <w:rPr>
+                <w:color w:val="4472C4" w:themeColor="accent1"/>
+              </w:rPr>
+              <w:t>СЛОВ</w:t>
+            </w:r>
+            <w:r>
+              <w:rPr>
+                <w:color w:val="4472C4" w:themeColor="accent1"/>
+              </w:rPr>
+              <w:t>нет</w:t>
+            </w:r>
+            <w:r>
+              <w:rPr>
+                <w:color w:val="FFD966" w:themeColor="accent4" w:themeTint="99"/>
+              </w:rPr>
+              <w:t>О</w:t>
+            </w:r>
+            <w:proofErr w:type="spellEnd"/>
+          </w:p>
+          <w:p>
+            <w:r>
+              <w:t xml:space="preserve">Просто </w:t>
+            </w:r>
+            <w:r>
+              <w:rPr>
+                <w:u w:val="single"/>
+              </w:rPr>
+              <w:t>параграф</w:t>
+            </w:r>
+            <w:r>
+              <w:t xml:space="preserve"> с </w:t>
+            </w:r>
+            <w:r>
+              <w:rPr>
+                <w:b/>
+                <w:bCs/>
+              </w:rPr>
+              <w:t>некоторым</w:t>
+            </w:r>
+            <w:r>
+              <w:t xml:space="preserve"> </w:t>
+            </w:r>
+            <w:proofErr w:type="spellStart"/>
+            <w:r>
+              <w:rPr>
+                <w:i/>
+                <w:iCs/>
+                <w:sz w:val="32"/>
+                <w:szCs w:val="32"/>
+              </w:rPr>
+              <w:t>СЛОВОм</w:t>
+            </w:r>
+            <w:proofErr w:type="spellEnd"/>
+            <w:r>
+              <w:rPr>
+                <w:sz w:val="32"/>
+                <w:szCs w:val="32"/>
+              </w:rPr>
+              <w:t xml:space="preserve"> </w:t>
+            </w:r>
+            <w:r>
+              <w:t xml:space="preserve">и </w:t>
+            </w:r>
+            <w:r>
+              <w:rPr>
+                <w:highlight w:val="yellow"/>
+              </w:rPr>
+              <w:t>особым</w:t>
+            </w:r>
+            <w:r>
+              <w:t xml:space="preserve"> форматированием</w:t>
+            </w:r>
+          </w:p>
+          <w:p/>
+        </w:tc>
+      </w:tr>
+      <w:tr>
+        <w:tc>
+          <w:tcPr>
+            <w:tcW w:w="6230" w:type="dxa"/>
+            <w:gridSpan w:val="2"/>
+          </w:tcPr>
+          <w:p>
+            <w:r>
+              <w:t>ФРАЗА</w:t>
+            </w:r>
+          </w:p>
+          <w:p>
+            <w:r>
+              <w:t>КОТОРУЮ</w:t>
+            </w:r>
+          </w:p>
+        </w:tc>
+        <w:tc>
+          <w:tcPr>
+            <w:tcW w:w="3115" w:type="dxa"/>
+          </w:tcPr>
+          <w:p>
+            <w:r>
+              <w:t>КРАСИМ</w:t>
+            </w:r>
+          </w:p>
+        </w:tc>
+      </w:tr>
+    </w:tbl>
+    <w:p/>
+    <w:p>
       <w:r>
         <w:br w:type="page"/>
       </w:r>
@@ -371,6 +989,7 @@
           <w:szCs w:val="96"/>
         </w:rPr>
       </w:pPr>
+      <w:proofErr w:type="spellStart"/>
       <w:r>
         <w:rPr>
           <w:sz w:val="96"/>
@@ -379,6 +998,7 @@
         <w:lastRenderedPageBreak/>
         <w:t>йййййййййййййййййййййййййййййй</w:t>
       </w:r>
+      <w:proofErr w:type="spellEnd"/>
     </w:p>
     <w:sectPr>
       <w:pgSz w:w="11906" w:h="16838"/>
@@ -816,6 +1436,25 @@
     <w:semiHidden/>
     <w:unhideWhenUsed/>
   </w:style>
+  <w:style w:type="table" w:styleId="a3">
+    <w:name w:val="Table Grid"/>
+    <w:basedOn w:val="a1"/>
+    <w:uiPriority w:val="39"/>
+    <w:rsid w:val="00B10B64"/>
+    <w:pPr>
+      <w:spacing w:after="0" w:line="240" w:lineRule="auto"/>
+    </w:pPr>
+    <w:tblPr>
+      <w:tblBorders>
+        <w:top w:val="single" w:sz="4" w:space="0" w:color="auto"/>
+        <w:left w:val="single" w:sz="4" w:space="0" w:color="auto"/>
+        <w:bottom w:val="single" w:sz="4" w:space="0" w:color="auto"/>
+        <w:right w:val="single" w:sz="4" w:space="0" w:color="auto"/>
+        <w:insideH w:val="single" w:sz="4" w:space="0" w:color="auto"/>
+        <w:insideV w:val="single" w:sz="4" w:space="0" w:color="auto"/>
+      </w:tblBorders>
+    </w:tblPr>
+  </w:style>
 </w:styles>
 </file>
 

--- a/test/template.docx
+++ b/test/template.docx
@@ -1,9 +1,14 @@
 
 <file path=word/document.xml><?xml version="1.0" encoding="utf-8"?>
-<w:document xmlns:wpc="http://schemas.microsoft.com/office/word/2010/wordprocessingCanvas" xmlns:cx="http://schemas.microsoft.com/office/drawing/2014/chartex" xmlns:cx1="http://schemas.microsoft.com/office/drawing/2015/9/8/chartex" xmlns:cx2="http://schemas.microsoft.com/office/drawing/2015/10/21/chartex" xmlns:cx3="http://schemas.microsoft.com/office/drawing/2016/5/9/chartex" xmlns:cx4="http://schemas.microsoft.com/office/drawing/2016/5/10/chartex" xmlns:cx5="http://schemas.microsoft.com/office/drawing/2016/5/11/chartex" xmlns:cx6="http://schemas.microsoft.com/office/drawing/2016/5/12/chartex" xmlns:cx7="http://schemas.microsoft.com/office/drawing/2016/5/13/chartex" xmlns:cx8="http://schemas.microsoft.com/office/drawing/2016/5/14/chartex" xmlns:mc="http://schemas.openxmlformats.org/markup-compatibility/2006" xmlns:aink="http://schemas.microsoft.com/office/drawing/2016/ink" xmlns:am3d="http://schemas.microsoft.com/office/drawing/2017/model3d" xmlns:o="urn:schemas-microsoft-com:office:office" xmlns:r="http://schemas.openxmlformats.org/officeDocument/2006/relationships" xmlns:m="http://schemas.openxmlformats.org/officeDocument/2006/math" xmlns:v="urn:schemas-microsoft-com:vml" xmlns:wp14="http://schemas.microsoft.com/office/word/2010/wordprocessingDrawing" xmlns:wp="http://schemas.openxmlformats.org/drawingml/2006/wordprocessingDrawing" xmlns:w10="urn:schemas-microsoft-com:office:word" xmlns:w="http://schemas.openxmlformats.org/wordprocessingml/2006/main" xmlns:w14="http://schemas.microsoft.com/office/word/2010/wordml" xmlns:w15="http://schemas.microsoft.com/office/word/2012/wordml" xmlns:w16cex="http://schemas.microsoft.com/office/word/2018/wordml/cex" xmlns:w16cid="http://schemas.microsoft.com/office/word/2016/wordml/cid" xmlns:w16="http://schemas.microsoft.com/office/word/2018/wordml" xmlns:w16sdtdh="http://schemas.microsoft.com/office/word/2020/wordml/sdtdatahash" xmlns:w16se="http://schemas.microsoft.com/office/word/2015/wordml/symex" xmlns:wpg="http://schemas.microsoft.com/office/word/2010/wordprocessingGroup" xmlns:wpi="http://schemas.microsoft.com/office/word/2010/wordprocessingInk" xmlns:wne="http://schemas.microsoft.com/office/word/2006/wordml" xmlns:wps="http://schemas.microsoft.com/office/word/2010/wordprocessingShape" mc:Ignorable="w14 w15 w16se w16cid w16 w16cex w16sdtdh wp14">
+<w:document xmlns:o="urn:schemas-microsoft-com:office:office" xmlns:r="http://schemas.openxmlformats.org/officeDocument/2006/relationships" xmlns:v="urn:schemas-microsoft-com:vml" xmlns:w="http://schemas.openxmlformats.org/wordprocessingml/2006/main" xmlns:w10="urn:schemas-microsoft-com:office:word" xmlns:wp="http://schemas.openxmlformats.org/drawingml/2006/wordprocessingDrawing" xmlns:wps="http://schemas.microsoft.com/office/word/2010/wordprocessingShape" xmlns:wpg="http://schemas.microsoft.com/office/word/2010/wordprocessingGroup" xmlns:mc="http://schemas.openxmlformats.org/markup-compatibility/2006" xmlns:wp14="http://schemas.microsoft.com/office/word/2010/wordprocessingDrawing" xmlns:w14="http://schemas.microsoft.com/office/word/2010/wordml" xmlns:w15="http://schemas.microsoft.com/office/word/2012/wordml" mc:Ignorable="w14 wp14 w15">
   <w:body>
     <w:p>
-      <w:r>
+      <w:pPr>
+        <w:pStyle w:val="Normal"/>
+        <w:rPr/>
+      </w:pPr>
+      <w:r>
+        <w:rPr/>
         <w:t xml:space="preserve">Просто </w:t>
       </w:r>
       <w:r>
@@ -13,6 +18,7 @@
         <w:t>параграф</w:t>
       </w:r>
       <w:r>
+        <w:rPr/>
         <w:t xml:space="preserve"> с </w:t>
       </w:r>
       <w:r>
@@ -23,9 +29,9 @@
         <w:t>некоторым</w:t>
       </w:r>
       <w:r>
+        <w:rPr/>
         <w:t xml:space="preserve"> </w:t>
       </w:r>
-      <w:proofErr w:type="spellStart"/>
       <w:r>
         <w:rPr>
           <w:i/>
@@ -35,7 +41,6 @@
         </w:rPr>
         <w:t>СЛОВОм</w:t>
       </w:r>
-      <w:proofErr w:type="spellEnd"/>
       <w:r>
         <w:rPr>
           <w:sz w:val="32"/>
@@ -44,6 +49,7 @@
         <w:t xml:space="preserve"> </w:t>
       </w:r>
       <w:r>
+        <w:rPr/>
         <w:t xml:space="preserve">и </w:t>
       </w:r>
       <w:r>
@@ -53,202 +59,142 @@
         <w:t>особым</w:t>
       </w:r>
       <w:r>
+        <w:rPr/>
         <w:t xml:space="preserve"> форматированием</w:t>
       </w:r>
     </w:p>
     <w:p>
       <w:pPr>
-        <w:rPr>
-          <w:color w:val="4472C4" w:themeColor="accent1"/>
+        <w:pStyle w:val="Normal"/>
+        <w:rPr>
+          <w:color w:themeColor="accent1" w:val="4472C4"/>
         </w:rPr>
       </w:pPr>
       <w:r>
         <w:rPr>
-          <w:color w:val="4472C4" w:themeColor="accent1"/>
+          <w:color w:themeColor="accent1" w:val="4472C4"/>
         </w:rPr>
         <w:t>Ещё один параграф с синим текстом</w:t>
       </w:r>
     </w:p>
     <w:p>
       <w:pPr>
-        <w:rPr>
-          <w:color w:val="4472C4" w:themeColor="accent1"/>
+        <w:pStyle w:val="Normal"/>
+        <w:rPr>
+          <w:color w:themeColor="accent1" w:val="4472C4"/>
         </w:rPr>
       </w:pPr>
       <w:r>
         <w:rPr>
-          <w:color w:val="4472C4" w:themeColor="accent1"/>
+          <w:color w:themeColor="accent1" w:val="4472C4"/>
         </w:rPr>
         <w:t>СЛОВО</w:t>
       </w:r>
     </w:p>
     <w:p>
       <w:pPr>
-        <w:rPr>
-          <w:color w:val="4472C4" w:themeColor="accent1"/>
+        <w:pStyle w:val="Normal"/>
+        <w:rPr>
+          <w:color w:themeColor="accent1" w:val="4472C4"/>
         </w:rPr>
       </w:pPr>
       <w:r>
         <w:rPr>
-          <w:color w:val="4472C4" w:themeColor="accent1"/>
-        </w:rPr>
-        <w:t xml:space="preserve">Тест со словами до </w:t>
-      </w:r>
-      <w:r>
-        <w:rPr>
-          <w:color w:val="4472C4" w:themeColor="accent1"/>
-        </w:rPr>
-        <w:t>СЛОВО</w:t>
+          <w:color w:themeColor="accent1" w:val="4472C4"/>
+        </w:rPr>
+        <w:t>Тест со словами до СЛОВО</w:t>
       </w:r>
     </w:p>
     <w:p>
       <w:pPr>
-        <w:rPr>
-          <w:color w:val="4472C4" w:themeColor="accent1"/>
+        <w:pStyle w:val="Normal"/>
+        <w:rPr>
+          <w:color w:themeColor="accent1" w:val="4472C4"/>
         </w:rPr>
       </w:pPr>
       <w:r>
         <w:rPr>
-          <w:color w:val="4472C4" w:themeColor="accent1"/>
-        </w:rPr>
-        <w:t>СЛОВО</w:t>
-      </w:r>
-      <w:r>
-        <w:rPr>
-          <w:color w:val="4472C4" w:themeColor="accent1"/>
-        </w:rPr>
-        <w:t xml:space="preserve"> перед текстом тест</w:t>
+          <w:color w:themeColor="accent1" w:val="4472C4"/>
+        </w:rPr>
+        <w:t>СЛОВО перед текстом тест</w:t>
       </w:r>
     </w:p>
     <w:p>
       <w:pPr>
-        <w:rPr>
-          <w:color w:val="4472C4" w:themeColor="accent1"/>
+        <w:pStyle w:val="Normal"/>
+        <w:rPr>
+          <w:color w:themeColor="accent1" w:val="4472C4"/>
         </w:rPr>
       </w:pPr>
       <w:r>
         <w:rPr>
-          <w:color w:val="4472C4" w:themeColor="accent1"/>
-        </w:rPr>
-        <w:t xml:space="preserve">Тест для </w:t>
-      </w:r>
-      <w:r>
-        <w:rPr>
-          <w:color w:val="4472C4" w:themeColor="accent1"/>
-        </w:rPr>
-        <w:t>СЛОВО</w:t>
-      </w:r>
-      <w:r>
-        <w:rPr>
-          <w:color w:val="4472C4" w:themeColor="accent1"/>
-        </w:rPr>
-        <w:t xml:space="preserve"> </w:t>
-      </w:r>
-      <w:proofErr w:type="spellStart"/>
-      <w:r>
-        <w:rPr>
-          <w:color w:val="4472C4" w:themeColor="accent1"/>
-        </w:rPr>
-        <w:t>СЛОВО</w:t>
-      </w:r>
-      <w:proofErr w:type="spellEnd"/>
-      <w:r>
-        <w:rPr>
-          <w:color w:val="4472C4" w:themeColor="accent1"/>
-        </w:rPr>
-        <w:t xml:space="preserve"> </w:t>
-      </w:r>
-      <w:proofErr w:type="spellStart"/>
-      <w:r>
-        <w:rPr>
-          <w:color w:val="4472C4" w:themeColor="accent1"/>
-        </w:rPr>
-        <w:t>СЛОВО</w:t>
-      </w:r>
-      <w:proofErr w:type="spellEnd"/>
-      <w:r>
-        <w:rPr>
-          <w:color w:val="4472C4" w:themeColor="accent1"/>
-        </w:rPr>
-        <w:t xml:space="preserve"> посреди текста</w:t>
+          <w:color w:themeColor="accent1" w:val="4472C4"/>
+        </w:rPr>
+        <w:t>Тест для СЛОВО СЛОВО</w:t>
+      </w:r>
+      <w:r>
+        <w:rPr>
+          <w:rStyle w:val="FootnoteReference"/>
+          <w:color w:themeColor="accent1" w:val="4472C4"/>
+        </w:rPr>
+        <w:footnoteReference w:id="2"/>
+      </w:r>
+      <w:r>
+        <w:rPr>
+          <w:color w:themeColor="accent1" w:val="4472C4"/>
+        </w:rPr>
+        <w:t xml:space="preserve"> СЛОВО посреди текста</w:t>
       </w:r>
     </w:p>
     <w:p>
       <w:pPr>
-        <w:rPr>
-          <w:color w:val="4472C4" w:themeColor="accent1"/>
+        <w:pStyle w:val="Normal"/>
+        <w:rPr>
+          <w:color w:themeColor="accent1" w:val="4472C4"/>
         </w:rPr>
       </w:pPr>
       <w:r>
         <w:rPr>
-          <w:color w:val="4472C4" w:themeColor="accent1"/>
+          <w:color w:themeColor="accent1" w:val="4472C4"/>
         </w:rPr>
         <w:t>Тест СЛО</w:t>
       </w:r>
       <w:r>
         <w:rPr>
-          <w:color w:val="BF8F00" w:themeColor="accent4" w:themeShade="BF"/>
+          <w:color w:themeColor="accent4" w:themeShade="bf" w:val="BF8F00"/>
         </w:rPr>
         <w:t>ВИЩЕ</w:t>
       </w:r>
       <w:r>
         <w:rPr>
-          <w:color w:val="4472C4" w:themeColor="accent1"/>
+          <w:color w:themeColor="accent1" w:val="4472C4"/>
         </w:rPr>
         <w:t xml:space="preserve"> разбито на 2 </w:t>
       </w:r>
       <w:r>
         <w:rPr>
-          <w:color w:val="4472C4" w:themeColor="accent1"/>
+          <w:color w:themeColor="accent1" w:val="4472C4"/>
           <w:lang w:val="en-US"/>
         </w:rPr>
         <w:t>run</w:t>
       </w:r>
       <w:r>
         <w:rPr>
-          <w:color w:val="4472C4" w:themeColor="accent1"/>
-        </w:rPr>
-        <w:t xml:space="preserve">` </w:t>
-      </w:r>
-      <w:r>
-        <w:rPr>
-          <w:color w:val="4472C4" w:themeColor="accent1"/>
-        </w:rPr>
-        <w:t>а</w:t>
+          <w:color w:themeColor="accent1" w:val="4472C4"/>
+        </w:rPr>
+        <w:t>` а</w:t>
       </w:r>
     </w:p>
     <w:p>
       <w:pPr>
-        <w:rPr>
-          <w:color w:val="70AD47" w:themeColor="accent6"/>
+        <w:pStyle w:val="Normal"/>
+        <w:rPr>
+          <w:color w:themeColor="accent6" w:val="70AD47"/>
         </w:rPr>
       </w:pPr>
       <w:r>
-        <w:t xml:space="preserve">СЛОВО </w:t>
-      </w:r>
-      <w:r>
-        <w:t xml:space="preserve">Тут ран. </w:t>
-      </w:r>
-      <w:r>
-        <w:t xml:space="preserve">Тут найти. </w:t>
-      </w:r>
-      <w:r>
-        <w:t xml:space="preserve">Ещё </w:t>
-      </w:r>
-      <w:r>
-        <w:t xml:space="preserve">СЛОВО </w:t>
-      </w:r>
-      <w:r>
-        <w:t>после</w:t>
-      </w:r>
-      <w:r>
-        <w:t>.</w:t>
-      </w:r>
-      <w:r>
-        <w:t xml:space="preserve"> </w:t>
-      </w:r>
-      <w:r>
-        <w:t xml:space="preserve">Дальше должен идти </w:t>
+        <w:rPr/>
+        <w:t xml:space="preserve">СЛОВО Тут ран. Тут найти. Ещё СЛОВО после. Дальше должен идти </w:t>
       </w:r>
       <w:r>
         <w:rPr>
@@ -257,6 +203,7 @@
         <w:t>hard</w:t>
       </w:r>
       <w:r>
+        <w:rPr/>
         <w:t>-</w:t>
       </w:r>
       <w:r>
@@ -266,119 +213,122 @@
         <w:t>wrap</w:t>
       </w:r>
       <w:r>
-        <w:t>.</w:t>
-      </w:r>
-      <w:r>
-        <w:t xml:space="preserve"> СЛО</w:t>
-      </w:r>
-      <w:r>
-        <w:rPr>
-          <w:color w:val="70AD47" w:themeColor="accent6"/>
+        <w:rPr/>
+        <w:t>. СЛО</w:t>
+      </w:r>
+      <w:r>
+        <w:rPr>
+          <w:color w:themeColor="accent6" w:val="70AD47"/>
         </w:rPr>
         <w:t>ВО</w:t>
       </w:r>
     </w:p>
     <w:p>
-      <w:r>
-        <w:rPr>
-          <w:color w:val="70AD47" w:themeColor="accent6"/>
-        </w:rPr>
-        <w:t xml:space="preserve">СЛОВО </w:t>
-      </w:r>
-      <w:proofErr w:type="spellStart"/>
-      <w:r>
-        <w:rPr>
-          <w:color w:val="70AD47" w:themeColor="accent6"/>
-        </w:rPr>
-        <w:t>СЛОВО</w:t>
-      </w:r>
-      <w:proofErr w:type="spellEnd"/>
-      <w:r>
-        <w:rPr>
-          <w:color w:val="70AD47" w:themeColor="accent6"/>
-        </w:rPr>
-        <w:t xml:space="preserve"> </w:t>
-      </w:r>
-      <w:proofErr w:type="spellStart"/>
-      <w:r>
-        <w:rPr>
-          <w:color w:val="70AD47" w:themeColor="accent6"/>
-        </w:rPr>
-        <w:t>СЛОВО</w:t>
-      </w:r>
-      <w:proofErr w:type="spellEnd"/>
-      <w:r>
-        <w:rPr>
-          <w:color w:val="70AD47" w:themeColor="accent6"/>
-        </w:rPr>
-        <w:t xml:space="preserve"> </w:t>
-      </w:r>
-      <w:proofErr w:type="spellStart"/>
-      <w:r>
-        <w:rPr>
-          <w:color w:val="70AD47" w:themeColor="accent6"/>
-        </w:rPr>
-        <w:t>СЛОВО</w:t>
-      </w:r>
-      <w:proofErr w:type="spellEnd"/>
-      <w:r>
-        <w:rPr>
-          <w:color w:val="70AD47" w:themeColor="accent6"/>
-        </w:rPr>
-        <w:t xml:space="preserve"> </w:t>
-      </w:r>
-      <w:proofErr w:type="spellStart"/>
-      <w:r>
-        <w:rPr>
-          <w:color w:val="70AD47" w:themeColor="accent6"/>
-        </w:rPr>
-        <w:t>С</w:t>
-      </w:r>
-      <w:r>
-        <w:rPr>
-          <w:color w:val="70AD47" w:themeColor="accent6"/>
-        </w:rPr>
-        <w:t>оло</w:t>
-      </w:r>
-      <w:r>
-        <w:rPr>
-          <w:color w:val="C45911" w:themeColor="accent2" w:themeShade="BF"/>
-        </w:rPr>
-        <w:t>ЛОВО</w:t>
-      </w:r>
-      <w:proofErr w:type="spellEnd"/>
-      <w:r>
-        <w:rPr>
-          <w:color w:val="C45911" w:themeColor="accent2" w:themeShade="BF"/>
-        </w:rPr>
-        <w:t xml:space="preserve"> </w:t>
-      </w:r>
-      <w:proofErr w:type="spellStart"/>
-      <w:r>
-        <w:rPr>
-          <w:color w:val="4472C4" w:themeColor="accent1"/>
-        </w:rPr>
-        <w:t>СЛОВ</w:t>
-      </w:r>
-      <w:r>
-        <w:rPr>
-          <w:color w:val="4472C4" w:themeColor="accent1"/>
-        </w:rPr>
-        <w:t>нет</w:t>
-      </w:r>
-      <w:r>
-        <w:rPr>
-          <w:color w:val="FFD966" w:themeColor="accent4" w:themeTint="99"/>
+      <w:pPr>
+        <w:pStyle w:val="Normal"/>
+        <w:rPr/>
+      </w:pPr>
+      <w:r>
+        <w:rPr>
+          <w:color w:themeColor="accent6" w:val="70AD47"/>
+        </w:rPr>
+        <w:t>СЛОВО СЛОВО СЛОВО СЛОВО Соло</w:t>
+      </w:r>
+      <w:r>
+        <w:rPr>
+          <w:color w:themeColor="accent2" w:themeShade="bf" w:val="C45911"/>
+        </w:rPr>
+        <w:t xml:space="preserve">ЛОВО </w:t>
+      </w:r>
+      <w:r>
+        <w:rPr>
+          <w:color w:themeColor="accent1" w:val="4472C4"/>
+        </w:rPr>
+        <w:t>СЛОВнет</w:t>
+      </w:r>
+      <w:r>
+        <w:rPr>
+          <w:color w:themeColor="accent4" w:themeTint="99" w:val="FFD966"/>
         </w:rPr>
         <w:t>О</w:t>
       </w:r>
-      <w:proofErr w:type="spellEnd"/>
+      <w:r>
+        <w:rPr>
+          <w:rStyle w:val="FootnoteReference"/>
+          <w:color w:themeColor="accent4" w:themeTint="99" w:val="FFD966"/>
+        </w:rPr>
+        <w:footnoteReference w:id="3"/>
+      </w:r>
+    </w:p>
+    <w:p>
+      <w:pPr>
+        <w:pStyle w:val="Normal"/>
+        <w:rPr/>
+      </w:pPr>
+      <w:r>
+        <w:rPr>
+          <w:color w:themeColor="accent4" w:themeTint="99" w:val="FFD966"/>
+        </w:rPr>
+        <w:t>ФРАЗА КОТОРУЮ КРАСИМ</w:t>
+      </w:r>
+      <w:r>
+        <w:rPr>
+          <w:rStyle w:val="FootnoteReference"/>
+          <w:color w:themeColor="accent4" w:themeTint="99" w:val="FFD966"/>
+        </w:rPr>
+        <w:footnoteReference w:id="4"/>
+      </w:r>
+    </w:p>
+    <w:p>
+      <w:pPr>
+        <w:pStyle w:val="Normal"/>
+        <w:rPr/>
+      </w:pPr>
+      <w:r>
+        <w:rPr>
+          <w:color w:themeColor="accent4" w:themeTint="99" w:val="FFD966"/>
+        </w:rPr>
+        <w:t>ФРАЗА</w:t>
+      </w:r>
+    </w:p>
+    <w:p>
+      <w:pPr>
+        <w:pStyle w:val="Normal"/>
+        <w:rPr/>
+      </w:pPr>
+      <w:r>
+        <w:rPr>
+          <w:color w:themeColor="accent4" w:themeTint="99" w:val="FFD966"/>
+        </w:rPr>
+        <w:t>КОТОРУЮ</w:t>
+      </w:r>
+    </w:p>
+    <w:p>
+      <w:pPr>
+        <w:pStyle w:val="Normal"/>
+        <w:rPr/>
+      </w:pPr>
+      <w:r>
+        <w:rPr>
+          <w:color w:themeColor="accent4" w:themeTint="99" w:val="FFD966"/>
+        </w:rPr>
+        <w:t>КРАСИМ</w:t>
+      </w:r>
     </w:p>
     <w:tbl>
       <w:tblPr>
         <w:tblStyle w:val="a3"/>
-        <w:tblW w:w="0" w:type="auto"/>
-        <w:tblLook w:val="04A0" w:firstRow="1" w:lastRow="0" w:firstColumn="1" w:lastColumn="0" w:noHBand="0" w:noVBand="1"/>
+        <w:tblW w:w="9345" w:type="dxa"/>
+        <w:jc w:val="left"/>
+        <w:tblInd w:w="0" w:type="dxa"/>
+        <w:tblLayout w:type="fixed"/>
+        <w:tblCellMar>
+          <w:top w:w="0" w:type="dxa"/>
+          <w:left w:w="108" w:type="dxa"/>
+          <w:bottom w:w="0" w:type="dxa"/>
+          <w:right w:w="108" w:type="dxa"/>
+        </w:tblCellMar>
+        <w:tblLook w:val="04a0" w:noHBand="0" w:noVBand="1" w:firstColumn="1" w:lastRow="0" w:lastColumn="0" w:firstRow="1"/>
       </w:tblPr>
       <w:tblGrid>
         <w:gridCol w:w="3115"/>
@@ -386,12 +336,35 @@
         <w:gridCol w:w="3115"/>
       </w:tblGrid>
       <w:tr>
+        <w:trPr/>
         <w:tc>
           <w:tcPr>
             <w:tcW w:w="3115" w:type="dxa"/>
+            <w:tcBorders/>
           </w:tcPr>
           <w:p>
-            <w:r>
+            <w:pPr>
+              <w:pStyle w:val="Normal"/>
+              <w:widowControl/>
+              <w:suppressAutoHyphens w:val="true"/>
+              <w:spacing w:lineRule="auto" w:line="240" w:before="0" w:after="0"/>
+              <w:jc w:val="left"/>
+              <w:rPr>
+                <w:rFonts w:ascii="Calibri" w:hAnsi="Calibri" w:eastAsia="Calibri" w:cs=""/>
+                <w:kern w:val="0"/>
+                <w:sz w:val="22"/>
+                <w:szCs w:val="22"/>
+                <w:lang w:val="ru-RU" w:eastAsia="en-US" w:bidi="ar-SA"/>
+              </w:rPr>
+            </w:pPr>
+            <w:r>
+              <w:rPr>
+                <w:rFonts w:eastAsia="Calibri" w:cs=""/>
+                <w:kern w:val="0"/>
+                <w:sz w:val="22"/>
+                <w:szCs w:val="22"/>
+                <w:lang w:val="ru-RU" w:eastAsia="en-US" w:bidi="ar-SA"/>
+              </w:rPr>
               <w:t>СЛОВО</w:t>
             </w:r>
           </w:p>
@@ -399,262 +372,563 @@
         <w:tc>
           <w:tcPr>
             <w:tcW w:w="3115" w:type="dxa"/>
-          </w:tcPr>
-          <w:p/>
-        </w:tc>
-        <w:tc>
-          <w:tcPr>
-            <w:tcW w:w="3115" w:type="dxa"/>
-          </w:tcPr>
-          <w:p/>
-        </w:tc>
-      </w:tr>
-      <w:tr>
-        <w:tc>
-          <w:tcPr>
-            <w:tcW w:w="3115" w:type="dxa"/>
-          </w:tcPr>
-          <w:p/>
-        </w:tc>
-        <w:tc>
-          <w:tcPr>
-            <w:tcW w:w="3115" w:type="dxa"/>
+            <w:tcBorders/>
           </w:tcPr>
           <w:p>
             <w:pPr>
-              <w:rPr>
-                <w:color w:val="70AD47" w:themeColor="accent6"/>
+              <w:pStyle w:val="Normal"/>
+              <w:widowControl/>
+              <w:suppressAutoHyphens w:val="true"/>
+              <w:spacing w:lineRule="auto" w:line="240" w:before="0" w:after="0"/>
+              <w:jc w:val="left"/>
+              <w:rPr>
+                <w:rFonts w:ascii="Calibri" w:hAnsi="Calibri" w:eastAsia="Calibri" w:cs=""/>
+                <w:kern w:val="0"/>
+                <w:sz w:val="22"/>
+                <w:szCs w:val="22"/>
+                <w:lang w:val="ru-RU" w:eastAsia="en-US" w:bidi="ar-SA"/>
               </w:rPr>
             </w:pPr>
             <w:r>
-              <w:t>СЛОВО Тут ран. Тут найти. Ещё СЛОВО после.</w:t>
-            </w:r>
-            <w:r>
-              <w:t xml:space="preserve"> </w:t>
-            </w:r>
-            <w:r>
-              <w:t xml:space="preserve">Дальше должен идти </w:t>
-            </w:r>
-            <w:r>
-              <w:rPr>
-                <w:lang w:val="en-US"/>
-              </w:rPr>
-              <w:t>hard</w:t>
-            </w:r>
-            <w:r>
-              <w:t>-</w:t>
-            </w:r>
-            <w:r>
-              <w:rPr>
-                <w:lang w:val="en-US"/>
-              </w:rPr>
-              <w:t>wrap</w:t>
-            </w:r>
-            <w:r>
-              <w:t>.</w:t>
-            </w:r>
-            <w:r>
-              <w:t xml:space="preserve"> СЛО</w:t>
-            </w:r>
-            <w:r>
-              <w:rPr>
-                <w:color w:val="70AD47" w:themeColor="accent6"/>
-              </w:rPr>
-              <w:t>ВО</w:t>
-            </w:r>
-          </w:p>
-          <w:p>
-            <w:r>
-              <w:rPr>
-                <w:color w:val="70AD47" w:themeColor="accent6"/>
-              </w:rPr>
-              <w:t xml:space="preserve">СЛОВО </w:t>
-            </w:r>
-            <w:proofErr w:type="spellStart"/>
-            <w:r>
-              <w:rPr>
-                <w:color w:val="70AD47" w:themeColor="accent6"/>
-              </w:rPr>
-              <w:t>СЛОВО</w:t>
-            </w:r>
-            <w:proofErr w:type="spellEnd"/>
-            <w:r>
-              <w:rPr>
-                <w:color w:val="70AD47" w:themeColor="accent6"/>
-              </w:rPr>
-              <w:t xml:space="preserve"> </w:t>
-            </w:r>
-            <w:proofErr w:type="spellStart"/>
-            <w:r>
-              <w:rPr>
-                <w:color w:val="70AD47" w:themeColor="accent6"/>
-              </w:rPr>
-              <w:t>СЛОВО</w:t>
-            </w:r>
-            <w:proofErr w:type="spellEnd"/>
-            <w:r>
-              <w:rPr>
-                <w:color w:val="70AD47" w:themeColor="accent6"/>
-              </w:rPr>
-              <w:t xml:space="preserve"> </w:t>
-            </w:r>
-            <w:proofErr w:type="spellStart"/>
-            <w:r>
-              <w:rPr>
-                <w:color w:val="70AD47" w:themeColor="accent6"/>
-              </w:rPr>
-              <w:t>СЛОВО</w:t>
-            </w:r>
-            <w:proofErr w:type="spellEnd"/>
-            <w:r>
-              <w:rPr>
-                <w:color w:val="70AD47" w:themeColor="accent6"/>
-              </w:rPr>
-              <w:t xml:space="preserve"> </w:t>
-            </w:r>
-            <w:proofErr w:type="spellStart"/>
-            <w:r>
-              <w:rPr>
-                <w:color w:val="70AD47" w:themeColor="accent6"/>
-              </w:rPr>
-              <w:t>Соло</w:t>
-            </w:r>
-            <w:r>
-              <w:rPr>
-                <w:color w:val="C45911" w:themeColor="accent2" w:themeShade="BF"/>
-              </w:rPr>
-              <w:t>ЛОВО</w:t>
-            </w:r>
-            <w:proofErr w:type="spellEnd"/>
-            <w:r>
-              <w:rPr>
-                <w:color w:val="C45911" w:themeColor="accent2" w:themeShade="BF"/>
-              </w:rPr>
-              <w:t xml:space="preserve"> </w:t>
-            </w:r>
-            <w:proofErr w:type="spellStart"/>
-            <w:r>
-              <w:rPr>
-                <w:color w:val="4472C4" w:themeColor="accent1"/>
-              </w:rPr>
-              <w:t>СЛОВ</w:t>
-            </w:r>
-            <w:r>
-              <w:rPr>
-                <w:color w:val="4472C4" w:themeColor="accent1"/>
-              </w:rPr>
-              <w:t>нет</w:t>
-            </w:r>
-            <w:r>
-              <w:rPr>
-                <w:color w:val="FFD966" w:themeColor="accent4" w:themeTint="99"/>
-              </w:rPr>
-              <w:t>О</w:t>
-            </w:r>
-            <w:proofErr w:type="spellEnd"/>
-          </w:p>
-          <w:p/>
-        </w:tc>
-        <w:tc>
-          <w:tcPr>
-            <w:tcW w:w="3115" w:type="dxa"/>
-          </w:tcPr>
-          <w:p>
-            <w:r>
-              <w:t xml:space="preserve">Просто </w:t>
-            </w:r>
-            <w:r>
-              <w:rPr>
-                <w:u w:val="single"/>
-              </w:rPr>
-              <w:t>параграф</w:t>
-            </w:r>
-            <w:r>
-              <w:t xml:space="preserve"> с </w:t>
-            </w:r>
-            <w:r>
-              <w:rPr>
-                <w:b/>
-                <w:bCs/>
-              </w:rPr>
-              <w:t>некоторым</w:t>
-            </w:r>
-            <w:r>
-              <w:t xml:space="preserve"> </w:t>
-            </w:r>
-            <w:proofErr w:type="spellStart"/>
-            <w:r>
-              <w:rPr>
-                <w:i/>
-                <w:iCs/>
-                <w:sz w:val="32"/>
-                <w:szCs w:val="32"/>
-              </w:rPr>
-              <w:t>СЛОВОм</w:t>
-            </w:r>
-            <w:proofErr w:type="spellEnd"/>
-            <w:r>
-              <w:rPr>
-                <w:sz w:val="32"/>
-                <w:szCs w:val="32"/>
-              </w:rPr>
-              <w:t xml:space="preserve"> </w:t>
-            </w:r>
-            <w:r>
-              <w:t xml:space="preserve">и </w:t>
-            </w:r>
-            <w:r>
-              <w:rPr>
-                <w:highlight w:val="yellow"/>
-              </w:rPr>
-              <w:t>особым</w:t>
-            </w:r>
-            <w:r>
-              <w:t xml:space="preserve"> форматированием</w:t>
-            </w:r>
-          </w:p>
-          <w:p/>
-        </w:tc>
-      </w:tr>
-      <w:tr>
-        <w:tc>
-          <w:tcPr>
-            <w:tcW w:w="3115" w:type="dxa"/>
-          </w:tcPr>
-          <w:p>
-            <w:r>
-              <w:t>ФРАЗА</w:t>
+              <w:rPr>
+                <w:rFonts w:eastAsia="Calibri" w:cs=""/>
+                <w:kern w:val="0"/>
+                <w:sz w:val="22"/>
+                <w:szCs w:val="22"/>
+                <w:lang w:val="ru-RU" w:eastAsia="en-US" w:bidi="ar-SA"/>
+              </w:rPr>
             </w:r>
           </w:p>
         </w:tc>
         <w:tc>
           <w:tcPr>
             <w:tcW w:w="3115" w:type="dxa"/>
+            <w:tcBorders/>
           </w:tcPr>
           <w:p>
-            <w:r>
-              <w:t>КОТОРУЮ</w:t>
+            <w:pPr>
+              <w:pStyle w:val="Normal"/>
+              <w:widowControl/>
+              <w:suppressAutoHyphens w:val="true"/>
+              <w:spacing w:lineRule="auto" w:line="240" w:before="0" w:after="0"/>
+              <w:jc w:val="left"/>
+              <w:rPr>
+                <w:rFonts w:ascii="Calibri" w:hAnsi="Calibri" w:eastAsia="Calibri" w:cs=""/>
+                <w:kern w:val="0"/>
+                <w:sz w:val="22"/>
+                <w:szCs w:val="22"/>
+                <w:lang w:val="ru-RU" w:eastAsia="en-US" w:bidi="ar-SA"/>
+              </w:rPr>
+            </w:pPr>
+            <w:r>
+              <w:rPr>
+                <w:rFonts w:eastAsia="Calibri" w:cs=""/>
+                <w:kern w:val="0"/>
+                <w:sz w:val="22"/>
+                <w:szCs w:val="22"/>
+                <w:lang w:val="ru-RU" w:eastAsia="en-US" w:bidi="ar-SA"/>
+              </w:rPr>
+            </w:r>
+          </w:p>
+        </w:tc>
+      </w:tr>
+      <w:tr>
+        <w:trPr/>
+        <w:tc>
+          <w:tcPr>
+            <w:tcW w:w="3115" w:type="dxa"/>
+            <w:tcBorders/>
+          </w:tcPr>
+          <w:p>
+            <w:pPr>
+              <w:pStyle w:val="Normal"/>
+              <w:widowControl/>
+              <w:suppressAutoHyphens w:val="true"/>
+              <w:spacing w:lineRule="auto" w:line="240" w:before="0" w:after="0"/>
+              <w:jc w:val="left"/>
+              <w:rPr>
+                <w:rFonts w:ascii="Calibri" w:hAnsi="Calibri" w:eastAsia="Calibri" w:cs=""/>
+                <w:kern w:val="0"/>
+                <w:sz w:val="22"/>
+                <w:szCs w:val="22"/>
+                <w:lang w:val="ru-RU" w:eastAsia="en-US" w:bidi="ar-SA"/>
+              </w:rPr>
+            </w:pPr>
+            <w:r>
+              <w:rPr>
+                <w:rFonts w:eastAsia="Calibri" w:cs=""/>
+                <w:kern w:val="0"/>
+                <w:sz w:val="22"/>
+                <w:szCs w:val="22"/>
+                <w:lang w:val="ru-RU" w:eastAsia="en-US" w:bidi="ar-SA"/>
+              </w:rPr>
             </w:r>
           </w:p>
         </w:tc>
         <w:tc>
           <w:tcPr>
             <w:tcW w:w="3115" w:type="dxa"/>
+            <w:tcBorders/>
           </w:tcPr>
           <w:p>
-            <w:r>
+            <w:pPr>
+              <w:pStyle w:val="Normal"/>
+              <w:widowControl/>
+              <w:suppressAutoHyphens w:val="true"/>
+              <w:spacing w:lineRule="auto" w:line="240" w:before="0" w:after="0"/>
+              <w:jc w:val="left"/>
+              <w:rPr>
+                <w:color w:themeColor="accent6" w:val="70AD47"/>
+              </w:rPr>
+            </w:pPr>
+            <w:r>
+              <w:rPr>
+                <w:rFonts w:eastAsia="Calibri" w:cs=""/>
+                <w:kern w:val="0"/>
+                <w:sz w:val="22"/>
+                <w:szCs w:val="22"/>
+                <w:lang w:val="ru-RU" w:eastAsia="en-US" w:bidi="ar-SA"/>
+              </w:rPr>
+              <w:t xml:space="preserve">СЛОВО Тут ран. Тут найти. Ещё СЛОВО после. Дальше должен идти </w:t>
+            </w:r>
+            <w:r>
+              <w:rPr>
+                <w:rFonts w:eastAsia="Calibri" w:cs=""/>
+                <w:kern w:val="0"/>
+                <w:sz w:val="22"/>
+                <w:szCs w:val="22"/>
+                <w:lang w:val="en-US" w:eastAsia="en-US" w:bidi="ar-SA"/>
+              </w:rPr>
+              <w:t>hard</w:t>
+            </w:r>
+            <w:r>
+              <w:rPr>
+                <w:rFonts w:eastAsia="Calibri" w:cs=""/>
+                <w:kern w:val="0"/>
+                <w:sz w:val="22"/>
+                <w:szCs w:val="22"/>
+                <w:lang w:val="ru-RU" w:eastAsia="en-US" w:bidi="ar-SA"/>
+              </w:rPr>
+              <w:t>-</w:t>
+            </w:r>
+            <w:r>
+              <w:rPr>
+                <w:rFonts w:eastAsia="Calibri" w:cs=""/>
+                <w:kern w:val="0"/>
+                <w:sz w:val="22"/>
+                <w:szCs w:val="22"/>
+                <w:lang w:val="en-US" w:eastAsia="en-US" w:bidi="ar-SA"/>
+              </w:rPr>
+              <w:t>wrap</w:t>
+            </w:r>
+            <w:r>
+              <w:rPr>
+                <w:rFonts w:eastAsia="Calibri" w:cs=""/>
+                <w:kern w:val="0"/>
+                <w:sz w:val="22"/>
+                <w:szCs w:val="22"/>
+                <w:lang w:val="ru-RU" w:eastAsia="en-US" w:bidi="ar-SA"/>
+              </w:rPr>
+              <w:t>. СЛО</w:t>
+            </w:r>
+            <w:r>
+              <w:rPr>
+                <w:rFonts w:eastAsia="Calibri" w:cs=""/>
+                <w:color w:themeColor="accent6" w:val="70AD47"/>
+                <w:kern w:val="0"/>
+                <w:sz w:val="22"/>
+                <w:szCs w:val="22"/>
+                <w:lang w:val="ru-RU" w:eastAsia="en-US" w:bidi="ar-SA"/>
+              </w:rPr>
+              <w:t>ВО</w:t>
+            </w:r>
+          </w:p>
+          <w:p>
+            <w:pPr>
+              <w:pStyle w:val="Normal"/>
+              <w:widowControl/>
+              <w:suppressAutoHyphens w:val="true"/>
+              <w:spacing w:lineRule="auto" w:line="240" w:before="0" w:after="0"/>
+              <w:jc w:val="left"/>
+              <w:rPr>
+                <w:rFonts w:ascii="Calibri" w:hAnsi="Calibri" w:eastAsia="Calibri" w:cs=""/>
+                <w:kern w:val="0"/>
+                <w:sz w:val="22"/>
+                <w:szCs w:val="22"/>
+                <w:lang w:val="ru-RU" w:eastAsia="en-US" w:bidi="ar-SA"/>
+              </w:rPr>
+            </w:pPr>
+            <w:r>
+              <w:rPr>
+                <w:rFonts w:eastAsia="Calibri" w:cs=""/>
+                <w:color w:themeColor="accent6" w:val="70AD47"/>
+                <w:kern w:val="0"/>
+                <w:sz w:val="22"/>
+                <w:szCs w:val="22"/>
+                <w:lang w:val="ru-RU" w:eastAsia="en-US" w:bidi="ar-SA"/>
+              </w:rPr>
+              <w:t xml:space="preserve">СЛОВО СЛОВО </w:t>
+            </w:r>
+            <w:r>
+              <w:rPr>
+                <w:rStyle w:val="FootnoteReference"/>
+                <w:rFonts w:eastAsia="Calibri" w:cs=""/>
+                <w:color w:themeColor="accent6" w:val="70AD47"/>
+                <w:kern w:val="0"/>
+                <w:sz w:val="22"/>
+                <w:szCs w:val="22"/>
+                <w:lang w:val="ru-RU" w:eastAsia="en-US" w:bidi="ar-SA"/>
+              </w:rPr>
+              <w:footnoteReference w:id="5"/>
+            </w:r>
+            <w:r>
+              <w:rPr>
+                <w:rFonts w:eastAsia="Calibri" w:cs=""/>
+                <w:color w:themeColor="accent6" w:val="70AD47"/>
+                <w:kern w:val="0"/>
+                <w:sz w:val="22"/>
+                <w:szCs w:val="22"/>
+                <w:lang w:val="ru-RU" w:eastAsia="en-US" w:bidi="ar-SA"/>
+              </w:rPr>
+              <w:t>СЛОВО СЛОВО Соло</w:t>
+            </w:r>
+            <w:r>
+              <w:rPr>
+                <w:rFonts w:eastAsia="Calibri" w:cs=""/>
+                <w:color w:themeColor="accent2" w:themeShade="bf" w:val="C45911"/>
+                <w:kern w:val="0"/>
+                <w:sz w:val="22"/>
+                <w:szCs w:val="22"/>
+                <w:lang w:val="ru-RU" w:eastAsia="en-US" w:bidi="ar-SA"/>
+              </w:rPr>
+              <w:t xml:space="preserve">ЛОВО </w:t>
+            </w:r>
+            <w:r>
+              <w:rPr>
+                <w:rFonts w:eastAsia="Calibri" w:cs=""/>
+                <w:color w:themeColor="accent1" w:val="4472C4"/>
+                <w:kern w:val="0"/>
+                <w:sz w:val="22"/>
+                <w:szCs w:val="22"/>
+                <w:lang w:val="ru-RU" w:eastAsia="en-US" w:bidi="ar-SA"/>
+              </w:rPr>
+              <w:t>СЛОВнет</w:t>
+            </w:r>
+            <w:r>
+              <w:rPr>
+                <w:rFonts w:eastAsia="Calibri" w:cs=""/>
+                <w:color w:themeColor="accent4" w:themeTint="99" w:val="FFD966"/>
+                <w:kern w:val="0"/>
+                <w:sz w:val="22"/>
+                <w:szCs w:val="22"/>
+                <w:lang w:val="ru-RU" w:eastAsia="en-US" w:bidi="ar-SA"/>
+              </w:rPr>
+              <w:t>О</w:t>
+            </w:r>
+          </w:p>
+          <w:p>
+            <w:pPr>
+              <w:pStyle w:val="Normal"/>
+              <w:widowControl/>
+              <w:suppressAutoHyphens w:val="true"/>
+              <w:spacing w:lineRule="auto" w:line="240" w:before="0" w:after="0"/>
+              <w:jc w:val="left"/>
+              <w:rPr>
+                <w:rFonts w:ascii="Calibri" w:hAnsi="Calibri" w:eastAsia="Calibri" w:cs=""/>
+                <w:kern w:val="0"/>
+                <w:sz w:val="22"/>
+                <w:szCs w:val="22"/>
+                <w:lang w:val="ru-RU" w:eastAsia="en-US" w:bidi="ar-SA"/>
+              </w:rPr>
+            </w:pPr>
+            <w:r>
+              <w:rPr>
+                <w:rFonts w:eastAsia="Calibri" w:cs=""/>
+                <w:kern w:val="0"/>
+                <w:sz w:val="22"/>
+                <w:szCs w:val="22"/>
+                <w:lang w:val="ru-RU" w:eastAsia="en-US" w:bidi="ar-SA"/>
+              </w:rPr>
+            </w:r>
+          </w:p>
+        </w:tc>
+        <w:tc>
+          <w:tcPr>
+            <w:tcW w:w="3115" w:type="dxa"/>
+            <w:tcBorders/>
+          </w:tcPr>
+          <w:p>
+            <w:pPr>
+              <w:pStyle w:val="Normal"/>
+              <w:widowControl/>
+              <w:suppressAutoHyphens w:val="true"/>
+              <w:spacing w:lineRule="auto" w:line="240" w:before="0" w:after="0"/>
+              <w:jc w:val="left"/>
+              <w:rPr>
+                <w:rFonts w:ascii="Calibri" w:hAnsi="Calibri" w:eastAsia="Calibri" w:cs=""/>
+                <w:kern w:val="0"/>
+                <w:sz w:val="22"/>
+                <w:szCs w:val="22"/>
+                <w:lang w:val="ru-RU" w:eastAsia="en-US" w:bidi="ar-SA"/>
+              </w:rPr>
+            </w:pPr>
+            <w:r>
+              <w:rPr>
+                <w:rFonts w:eastAsia="Calibri" w:cs=""/>
+                <w:kern w:val="0"/>
+                <w:sz w:val="22"/>
+                <w:szCs w:val="22"/>
+                <w:lang w:val="ru-RU" w:eastAsia="en-US" w:bidi="ar-SA"/>
+              </w:rPr>
+              <w:t xml:space="preserve">Просто </w:t>
+            </w:r>
+            <w:r>
+              <w:rPr>
+                <w:rFonts w:eastAsia="Calibri" w:cs=""/>
+                <w:kern w:val="0"/>
+                <w:sz w:val="22"/>
+                <w:szCs w:val="22"/>
+                <w:u w:val="single"/>
+                <w:lang w:val="ru-RU" w:eastAsia="en-US" w:bidi="ar-SA"/>
+              </w:rPr>
+              <w:t>параграф</w:t>
+            </w:r>
+            <w:r>
+              <w:rPr>
+                <w:rFonts w:eastAsia="Calibri" w:cs=""/>
+                <w:kern w:val="0"/>
+                <w:sz w:val="22"/>
+                <w:szCs w:val="22"/>
+                <w:lang w:val="ru-RU" w:eastAsia="en-US" w:bidi="ar-SA"/>
+              </w:rPr>
+              <w:t xml:space="preserve"> с </w:t>
+            </w:r>
+            <w:r>
+              <w:rPr>
+                <w:rFonts w:eastAsia="Calibri" w:cs=""/>
+                <w:b/>
+                <w:bCs/>
+                <w:kern w:val="0"/>
+                <w:sz w:val="22"/>
+                <w:szCs w:val="22"/>
+                <w:lang w:val="ru-RU" w:eastAsia="en-US" w:bidi="ar-SA"/>
+              </w:rPr>
+              <w:t>некоторым</w:t>
+            </w:r>
+            <w:r>
+              <w:rPr>
+                <w:rFonts w:eastAsia="Calibri" w:cs=""/>
+                <w:kern w:val="0"/>
+                <w:sz w:val="22"/>
+                <w:szCs w:val="22"/>
+                <w:lang w:val="ru-RU" w:eastAsia="en-US" w:bidi="ar-SA"/>
+              </w:rPr>
+              <w:t xml:space="preserve"> </w:t>
+            </w:r>
+            <w:r>
+              <w:rPr>
+                <w:rFonts w:eastAsia="Calibri" w:cs=""/>
+                <w:i/>
+                <w:iCs/>
+                <w:kern w:val="0"/>
+                <w:sz w:val="32"/>
+                <w:szCs w:val="32"/>
+                <w:lang w:val="ru-RU" w:eastAsia="en-US" w:bidi="ar-SA"/>
+              </w:rPr>
+              <w:t>СЛОВОм</w:t>
+            </w:r>
+            <w:r>
+              <w:rPr>
+                <w:rFonts w:eastAsia="Calibri" w:cs=""/>
+                <w:kern w:val="0"/>
+                <w:sz w:val="32"/>
+                <w:szCs w:val="32"/>
+                <w:lang w:val="ru-RU" w:eastAsia="en-US" w:bidi="ar-SA"/>
+              </w:rPr>
+              <w:t xml:space="preserve"> </w:t>
+            </w:r>
+            <w:r>
+              <w:rPr>
+                <w:rFonts w:eastAsia="Calibri" w:cs=""/>
+                <w:kern w:val="0"/>
+                <w:sz w:val="22"/>
+                <w:szCs w:val="22"/>
+                <w:lang w:val="ru-RU" w:eastAsia="en-US" w:bidi="ar-SA"/>
+              </w:rPr>
+              <w:t xml:space="preserve">и </w:t>
+            </w:r>
+            <w:r>
+              <w:rPr>
+                <w:rFonts w:eastAsia="Calibri" w:cs=""/>
+                <w:kern w:val="0"/>
+                <w:sz w:val="22"/>
+                <w:szCs w:val="22"/>
+                <w:highlight w:val="yellow"/>
+                <w:lang w:val="ru-RU" w:eastAsia="en-US" w:bidi="ar-SA"/>
+              </w:rPr>
+              <w:t>особым</w:t>
+            </w:r>
+            <w:r>
+              <w:rPr>
+                <w:rFonts w:eastAsia="Calibri" w:cs=""/>
+                <w:kern w:val="0"/>
+                <w:sz w:val="22"/>
+                <w:szCs w:val="22"/>
+                <w:lang w:val="ru-RU" w:eastAsia="en-US" w:bidi="ar-SA"/>
+              </w:rPr>
+              <w:t xml:space="preserve"> форматированием</w:t>
+            </w:r>
+          </w:p>
+          <w:p>
+            <w:pPr>
+              <w:pStyle w:val="Normal"/>
+              <w:widowControl/>
+              <w:suppressAutoHyphens w:val="true"/>
+              <w:spacing w:lineRule="auto" w:line="240" w:before="0" w:after="0"/>
+              <w:jc w:val="left"/>
+              <w:rPr>
+                <w:rFonts w:ascii="Calibri" w:hAnsi="Calibri" w:eastAsia="Calibri" w:cs=""/>
+                <w:kern w:val="0"/>
+                <w:sz w:val="22"/>
+                <w:szCs w:val="22"/>
+                <w:lang w:val="ru-RU" w:eastAsia="en-US" w:bidi="ar-SA"/>
+              </w:rPr>
+            </w:pPr>
+            <w:r>
+              <w:rPr>
+                <w:rFonts w:eastAsia="Calibri" w:cs=""/>
+                <w:kern w:val="0"/>
+                <w:sz w:val="22"/>
+                <w:szCs w:val="22"/>
+                <w:lang w:val="ru-RU" w:eastAsia="en-US" w:bidi="ar-SA"/>
+              </w:rPr>
+            </w:r>
+          </w:p>
+        </w:tc>
+      </w:tr>
+      <w:tr>
+        <w:trPr/>
+        <w:tc>
+          <w:tcPr>
+            <w:tcW w:w="3115" w:type="dxa"/>
+            <w:tcBorders/>
+          </w:tcPr>
+          <w:p>
+            <w:pPr>
+              <w:pStyle w:val="Normal"/>
+              <w:widowControl/>
+              <w:suppressAutoHyphens w:val="true"/>
+              <w:spacing w:lineRule="auto" w:line="240" w:before="0" w:after="0"/>
+              <w:jc w:val="left"/>
+              <w:rPr>
+                <w:rFonts w:ascii="Calibri" w:hAnsi="Calibri" w:eastAsia="Calibri" w:cs=""/>
+                <w:kern w:val="0"/>
+                <w:sz w:val="22"/>
+                <w:szCs w:val="22"/>
+                <w:lang w:val="ru-RU" w:eastAsia="en-US" w:bidi="ar-SA"/>
+              </w:rPr>
+            </w:pPr>
+            <w:r>
+              <w:rPr>
+                <w:rFonts w:eastAsia="Calibri" w:cs=""/>
+                <w:kern w:val="0"/>
+                <w:sz w:val="22"/>
+                <w:szCs w:val="22"/>
+                <w:lang w:val="ru-RU" w:eastAsia="en-US" w:bidi="ar-SA"/>
+              </w:rPr>
+              <w:t>ФРАЗА</w:t>
+            </w:r>
+          </w:p>
+        </w:tc>
+        <w:tc>
+          <w:tcPr>
+            <w:tcW w:w="3115" w:type="dxa"/>
+            <w:tcBorders/>
+          </w:tcPr>
+          <w:p>
+            <w:pPr>
+              <w:pStyle w:val="Normal"/>
+              <w:widowControl/>
+              <w:suppressAutoHyphens w:val="true"/>
+              <w:spacing w:lineRule="auto" w:line="240" w:before="0" w:after="0"/>
+              <w:jc w:val="left"/>
+              <w:rPr>
+                <w:rFonts w:ascii="Calibri" w:hAnsi="Calibri" w:eastAsia="Calibri" w:cs=""/>
+                <w:kern w:val="0"/>
+                <w:sz w:val="22"/>
+                <w:szCs w:val="22"/>
+                <w:lang w:val="ru-RU" w:eastAsia="en-US" w:bidi="ar-SA"/>
+              </w:rPr>
+            </w:pPr>
+            <w:r>
+              <w:rPr>
+                <w:rFonts w:eastAsia="Calibri" w:cs=""/>
+                <w:kern w:val="0"/>
+                <w:sz w:val="22"/>
+                <w:szCs w:val="22"/>
+                <w:lang w:val="ru-RU" w:eastAsia="en-US" w:bidi="ar-SA"/>
+              </w:rPr>
+              <w:t>КОТОРУЮ</w:t>
+            </w:r>
+          </w:p>
+        </w:tc>
+        <w:tc>
+          <w:tcPr>
+            <w:tcW w:w="3115" w:type="dxa"/>
+            <w:tcBorders/>
+          </w:tcPr>
+          <w:p>
+            <w:pPr>
+              <w:pStyle w:val="Normal"/>
+              <w:widowControl/>
+              <w:suppressAutoHyphens w:val="true"/>
+              <w:spacing w:lineRule="auto" w:line="240" w:before="0" w:after="0"/>
+              <w:jc w:val="left"/>
+              <w:rPr>
+                <w:rFonts w:ascii="Calibri" w:hAnsi="Calibri" w:eastAsia="Calibri" w:cs=""/>
+                <w:kern w:val="0"/>
+                <w:sz w:val="22"/>
+                <w:szCs w:val="22"/>
+                <w:lang w:val="ru-RU" w:eastAsia="en-US" w:bidi="ar-SA"/>
+              </w:rPr>
+            </w:pPr>
+            <w:r>
+              <w:rPr>
+                <w:rFonts w:eastAsia="Calibri" w:cs=""/>
+                <w:kern w:val="0"/>
+                <w:sz w:val="22"/>
+                <w:szCs w:val="22"/>
+                <w:lang w:val="ru-RU" w:eastAsia="en-US" w:bidi="ar-SA"/>
+              </w:rPr>
               <w:t>КРАСИМ</w:t>
             </w:r>
           </w:p>
         </w:tc>
       </w:tr>
     </w:tbl>
-    <w:p/>
+    <w:p>
+      <w:pPr>
+        <w:pStyle w:val="Normal"/>
+        <w:rPr/>
+      </w:pPr>
+      <w:r>
+        <w:rPr/>
+      </w:r>
+    </w:p>
     <w:tbl>
       <w:tblPr>
         <w:tblStyle w:val="a3"/>
-        <w:tblW w:w="0" w:type="auto"/>
-        <w:tblLook w:val="04A0" w:firstRow="1" w:lastRow="0" w:firstColumn="1" w:lastColumn="0" w:noHBand="0" w:noVBand="1"/>
+        <w:tblW w:w="9345" w:type="dxa"/>
+        <w:jc w:val="left"/>
+        <w:tblInd w:w="0" w:type="dxa"/>
+        <w:tblLayout w:type="fixed"/>
+        <w:tblCellMar>
+          <w:top w:w="0" w:type="dxa"/>
+          <w:left w:w="108" w:type="dxa"/>
+          <w:bottom w:w="0" w:type="dxa"/>
+          <w:right w:w="108" w:type="dxa"/>
+        </w:tblCellMar>
+        <w:tblLook w:val="04a0" w:noHBand="0" w:noVBand="1" w:firstColumn="1" w:lastRow="0" w:lastColumn="0" w:firstRow="1"/>
       </w:tblPr>
       <w:tblGrid>
         <w:gridCol w:w="3115"/>
@@ -662,12 +936,35 @@
         <w:gridCol w:w="3115"/>
       </w:tblGrid>
       <w:tr>
+        <w:trPr/>
         <w:tc>
           <w:tcPr>
             <w:tcW w:w="3115" w:type="dxa"/>
+            <w:tcBorders/>
           </w:tcPr>
           <w:p>
-            <w:r>
+            <w:pPr>
+              <w:pStyle w:val="Normal"/>
+              <w:widowControl/>
+              <w:suppressAutoHyphens w:val="true"/>
+              <w:spacing w:lineRule="auto" w:line="240" w:before="0" w:after="0"/>
+              <w:jc w:val="left"/>
+              <w:rPr>
+                <w:rFonts w:ascii="Calibri" w:hAnsi="Calibri" w:eastAsia="Calibri" w:cs=""/>
+                <w:kern w:val="0"/>
+                <w:sz w:val="22"/>
+                <w:szCs w:val="22"/>
+                <w:lang w:val="ru-RU" w:eastAsia="en-US" w:bidi="ar-SA"/>
+              </w:rPr>
+            </w:pPr>
+            <w:r>
+              <w:rPr>
+                <w:rFonts w:eastAsia="Calibri" w:cs=""/>
+                <w:kern w:val="0"/>
+                <w:sz w:val="22"/>
+                <w:szCs w:val="22"/>
+                <w:lang w:val="ru-RU" w:eastAsia="en-US" w:bidi="ar-SA"/>
+              </w:rPr>
               <w:t>СЛОВО</w:t>
             </w:r>
           </w:p>
@@ -675,231 +972,446 @@
         <w:tc>
           <w:tcPr>
             <w:tcW w:w="3115" w:type="dxa"/>
+            <w:tcBorders/>
           </w:tcPr>
-          <w:p/>
+          <w:p>
+            <w:pPr>
+              <w:pStyle w:val="Normal"/>
+              <w:widowControl/>
+              <w:suppressAutoHyphens w:val="true"/>
+              <w:spacing w:lineRule="auto" w:line="240" w:before="0" w:after="0"/>
+              <w:jc w:val="left"/>
+              <w:rPr>
+                <w:rFonts w:ascii="Calibri" w:hAnsi="Calibri" w:eastAsia="Calibri" w:cs=""/>
+                <w:kern w:val="0"/>
+                <w:sz w:val="22"/>
+                <w:szCs w:val="22"/>
+                <w:lang w:val="ru-RU" w:eastAsia="en-US" w:bidi="ar-SA"/>
+              </w:rPr>
+            </w:pPr>
+            <w:r>
+              <w:rPr>
+                <w:rFonts w:eastAsia="Calibri" w:cs=""/>
+                <w:kern w:val="0"/>
+                <w:sz w:val="22"/>
+                <w:szCs w:val="22"/>
+                <w:lang w:val="ru-RU" w:eastAsia="en-US" w:bidi="ar-SA"/>
+              </w:rPr>
+            </w:r>
+          </w:p>
         </w:tc>
         <w:tc>
           <w:tcPr>
             <w:tcW w:w="3115" w:type="dxa"/>
+            <w:tcBorders/>
           </w:tcPr>
-          <w:p/>
+          <w:p>
+            <w:pPr>
+              <w:pStyle w:val="Normal"/>
+              <w:widowControl/>
+              <w:suppressAutoHyphens w:val="true"/>
+              <w:spacing w:lineRule="auto" w:line="240" w:before="0" w:after="0"/>
+              <w:jc w:val="left"/>
+              <w:rPr>
+                <w:rFonts w:ascii="Calibri" w:hAnsi="Calibri" w:eastAsia="Calibri" w:cs=""/>
+                <w:kern w:val="0"/>
+                <w:sz w:val="22"/>
+                <w:szCs w:val="22"/>
+                <w:lang w:val="ru-RU" w:eastAsia="en-US" w:bidi="ar-SA"/>
+              </w:rPr>
+            </w:pPr>
+            <w:r>
+              <w:rPr>
+                <w:rFonts w:eastAsia="Calibri" w:cs=""/>
+                <w:kern w:val="0"/>
+                <w:sz w:val="22"/>
+                <w:szCs w:val="22"/>
+                <w:lang w:val="ru-RU" w:eastAsia="en-US" w:bidi="ar-SA"/>
+              </w:rPr>
+            </w:r>
+          </w:p>
         </w:tc>
       </w:tr>
       <w:tr>
+        <w:trPr/>
         <w:tc>
           <w:tcPr>
             <w:tcW w:w="3115" w:type="dxa"/>
+            <w:tcBorders/>
           </w:tcPr>
-          <w:p/>
+          <w:p>
+            <w:pPr>
+              <w:pStyle w:val="Normal"/>
+              <w:widowControl/>
+              <w:suppressAutoHyphens w:val="true"/>
+              <w:spacing w:lineRule="auto" w:line="240" w:before="0" w:after="0"/>
+              <w:jc w:val="left"/>
+              <w:rPr>
+                <w:rFonts w:ascii="Calibri" w:hAnsi="Calibri" w:eastAsia="Calibri" w:cs=""/>
+                <w:kern w:val="0"/>
+                <w:sz w:val="22"/>
+                <w:szCs w:val="22"/>
+                <w:lang w:val="ru-RU" w:eastAsia="en-US" w:bidi="ar-SA"/>
+              </w:rPr>
+            </w:pPr>
+            <w:r>
+              <w:rPr>
+                <w:rFonts w:eastAsia="Calibri" w:cs=""/>
+                <w:kern w:val="0"/>
+                <w:sz w:val="22"/>
+                <w:szCs w:val="22"/>
+                <w:lang w:val="ru-RU" w:eastAsia="en-US" w:bidi="ar-SA"/>
+              </w:rPr>
+            </w:r>
+          </w:p>
         </w:tc>
         <w:tc>
           <w:tcPr>
             <w:tcW w:w="6230" w:type="dxa"/>
             <w:gridSpan w:val="2"/>
+            <w:tcBorders/>
           </w:tcPr>
           <w:p>
             <w:pPr>
-              <w:rPr>
-                <w:color w:val="70AD47" w:themeColor="accent6"/>
+              <w:pStyle w:val="Normal"/>
+              <w:widowControl/>
+              <w:suppressAutoHyphens w:val="true"/>
+              <w:spacing w:lineRule="auto" w:line="240" w:before="0" w:after="0"/>
+              <w:jc w:val="left"/>
+              <w:rPr>
+                <w:color w:themeColor="accent6" w:val="70AD47"/>
               </w:rPr>
             </w:pPr>
             <w:r>
-              <w:t>СЛОВО Тут ран. Тут найти. Ещё СЛОВО после.</w:t>
-            </w:r>
-            <w:r>
-              <w:t xml:space="preserve"> </w:t>
-            </w:r>
-            <w:r>
-              <w:t xml:space="preserve">Дальше должен идти </w:t>
-            </w:r>
-            <w:r>
-              <w:rPr>
-                <w:lang w:val="en-US"/>
+              <w:rPr>
+                <w:rFonts w:eastAsia="Calibri" w:cs=""/>
+                <w:kern w:val="0"/>
+                <w:sz w:val="22"/>
+                <w:szCs w:val="22"/>
+                <w:lang w:val="ru-RU" w:eastAsia="en-US" w:bidi="ar-SA"/>
+              </w:rPr>
+              <w:t xml:space="preserve">СЛОВО Тут ран. Тут найти. Ещё СЛОВО после. Дальше должен идти </w:t>
+            </w:r>
+            <w:r>
+              <w:rPr>
+                <w:rFonts w:eastAsia="Calibri" w:cs=""/>
+                <w:kern w:val="0"/>
+                <w:sz w:val="22"/>
+                <w:szCs w:val="22"/>
+                <w:lang w:val="en-US" w:eastAsia="en-US" w:bidi="ar-SA"/>
               </w:rPr>
               <w:t>hard</w:t>
             </w:r>
             <w:r>
+              <w:rPr>
+                <w:rFonts w:eastAsia="Calibri" w:cs=""/>
+                <w:kern w:val="0"/>
+                <w:sz w:val="22"/>
+                <w:szCs w:val="22"/>
+                <w:lang w:val="ru-RU" w:eastAsia="en-US" w:bidi="ar-SA"/>
+              </w:rPr>
               <w:t>-</w:t>
             </w:r>
             <w:r>
               <w:rPr>
-                <w:lang w:val="en-US"/>
+                <w:rFonts w:eastAsia="Calibri" w:cs=""/>
+                <w:kern w:val="0"/>
+                <w:sz w:val="22"/>
+                <w:szCs w:val="22"/>
+                <w:lang w:val="en-US" w:eastAsia="en-US" w:bidi="ar-SA"/>
               </w:rPr>
               <w:t>wrap</w:t>
             </w:r>
             <w:r>
-              <w:t>.</w:t>
-            </w:r>
-            <w:r>
-              <w:t xml:space="preserve"> СЛО</w:t>
-            </w:r>
-            <w:r>
-              <w:rPr>
-                <w:color w:val="70AD47" w:themeColor="accent6"/>
+              <w:rPr>
+                <w:rFonts w:eastAsia="Calibri" w:cs=""/>
+                <w:kern w:val="0"/>
+                <w:sz w:val="22"/>
+                <w:szCs w:val="22"/>
+                <w:lang w:val="ru-RU" w:eastAsia="en-US" w:bidi="ar-SA"/>
+              </w:rPr>
+              <w:t>. СЛО</w:t>
+            </w:r>
+            <w:r>
+              <w:rPr>
+                <w:rFonts w:eastAsia="Calibri" w:cs=""/>
+                <w:color w:themeColor="accent6" w:val="70AD47"/>
+                <w:kern w:val="0"/>
+                <w:sz w:val="22"/>
+                <w:szCs w:val="22"/>
+                <w:lang w:val="ru-RU" w:eastAsia="en-US" w:bidi="ar-SA"/>
               </w:rPr>
               <w:t>ВО</w:t>
             </w:r>
           </w:p>
           <w:p>
-            <w:r>
-              <w:rPr>
-                <w:color w:val="70AD47" w:themeColor="accent6"/>
-              </w:rPr>
-              <w:t xml:space="preserve">СЛОВО </w:t>
-            </w:r>
-            <w:proofErr w:type="spellStart"/>
-            <w:r>
-              <w:rPr>
-                <w:color w:val="70AD47" w:themeColor="accent6"/>
-              </w:rPr>
-              <w:t>СЛОВО</w:t>
-            </w:r>
-            <w:proofErr w:type="spellEnd"/>
-            <w:r>
-              <w:rPr>
-                <w:color w:val="70AD47" w:themeColor="accent6"/>
-              </w:rPr>
-              <w:t xml:space="preserve"> </w:t>
-            </w:r>
-            <w:proofErr w:type="spellStart"/>
-            <w:r>
-              <w:rPr>
-                <w:color w:val="70AD47" w:themeColor="accent6"/>
-              </w:rPr>
-              <w:t>СЛОВО</w:t>
-            </w:r>
-            <w:proofErr w:type="spellEnd"/>
-            <w:r>
-              <w:rPr>
-                <w:color w:val="70AD47" w:themeColor="accent6"/>
-              </w:rPr>
-              <w:t xml:space="preserve"> </w:t>
-            </w:r>
-            <w:proofErr w:type="spellStart"/>
-            <w:r>
-              <w:rPr>
-                <w:color w:val="70AD47" w:themeColor="accent6"/>
-              </w:rPr>
-              <w:t>СЛОВО</w:t>
-            </w:r>
-            <w:proofErr w:type="spellEnd"/>
-            <w:r>
-              <w:rPr>
-                <w:color w:val="70AD47" w:themeColor="accent6"/>
-              </w:rPr>
-              <w:t xml:space="preserve"> </w:t>
-            </w:r>
-            <w:proofErr w:type="spellStart"/>
-            <w:r>
-              <w:rPr>
-                <w:color w:val="70AD47" w:themeColor="accent6"/>
-              </w:rPr>
-              <w:t>Соло</w:t>
-            </w:r>
-            <w:r>
-              <w:rPr>
-                <w:color w:val="C45911" w:themeColor="accent2" w:themeShade="BF"/>
-              </w:rPr>
-              <w:t>ЛОВО</w:t>
-            </w:r>
-            <w:proofErr w:type="spellEnd"/>
-            <w:r>
-              <w:rPr>
-                <w:color w:val="C45911" w:themeColor="accent2" w:themeShade="BF"/>
-              </w:rPr>
-              <w:t xml:space="preserve"> </w:t>
-            </w:r>
-            <w:proofErr w:type="spellStart"/>
-            <w:r>
-              <w:rPr>
-                <w:color w:val="4472C4" w:themeColor="accent1"/>
-              </w:rPr>
-              <w:t>СЛОВ</w:t>
-            </w:r>
-            <w:r>
-              <w:rPr>
-                <w:color w:val="4472C4" w:themeColor="accent1"/>
-              </w:rPr>
-              <w:t>нет</w:t>
-            </w:r>
-            <w:r>
-              <w:rPr>
-                <w:color w:val="FFD966" w:themeColor="accent4" w:themeTint="99"/>
+            <w:pPr>
+              <w:pStyle w:val="Normal"/>
+              <w:widowControl/>
+              <w:suppressAutoHyphens w:val="true"/>
+              <w:spacing w:lineRule="auto" w:line="240" w:before="0" w:after="0"/>
+              <w:jc w:val="left"/>
+              <w:rPr>
+                <w:rFonts w:ascii="Calibri" w:hAnsi="Calibri" w:eastAsia="Calibri" w:cs=""/>
+                <w:kern w:val="0"/>
+                <w:sz w:val="22"/>
+                <w:szCs w:val="22"/>
+                <w:lang w:val="ru-RU" w:eastAsia="en-US" w:bidi="ar-SA"/>
+              </w:rPr>
+            </w:pPr>
+            <w:r>
+              <w:rPr>
+                <w:rFonts w:eastAsia="Calibri" w:cs=""/>
+                <w:color w:themeColor="accent6" w:val="70AD47"/>
+                <w:kern w:val="0"/>
+                <w:sz w:val="22"/>
+                <w:szCs w:val="22"/>
+                <w:lang w:val="ru-RU" w:eastAsia="en-US" w:bidi="ar-SA"/>
+              </w:rPr>
+              <w:t>СЛОВО СЛОВО СЛОВО СЛОВО Соло</w:t>
+            </w:r>
+            <w:r>
+              <w:rPr>
+                <w:rFonts w:eastAsia="Calibri" w:cs=""/>
+                <w:color w:themeColor="accent2" w:themeShade="bf" w:val="C45911"/>
+                <w:kern w:val="0"/>
+                <w:sz w:val="22"/>
+                <w:szCs w:val="22"/>
+                <w:lang w:val="ru-RU" w:eastAsia="en-US" w:bidi="ar-SA"/>
+              </w:rPr>
+              <w:t xml:space="preserve">ЛОВО </w:t>
+            </w:r>
+            <w:r>
+              <w:rPr>
+                <w:rFonts w:eastAsia="Calibri" w:cs=""/>
+                <w:color w:themeColor="accent1" w:val="4472C4"/>
+                <w:kern w:val="0"/>
+                <w:sz w:val="22"/>
+                <w:szCs w:val="22"/>
+                <w:lang w:val="ru-RU" w:eastAsia="en-US" w:bidi="ar-SA"/>
+              </w:rPr>
+              <w:t>СЛОВнет</w:t>
+            </w:r>
+            <w:r>
+              <w:rPr>
+                <w:rFonts w:eastAsia="Calibri" w:cs=""/>
+                <w:color w:themeColor="accent4" w:themeTint="99" w:val="FFD966"/>
+                <w:kern w:val="0"/>
+                <w:sz w:val="22"/>
+                <w:szCs w:val="22"/>
+                <w:lang w:val="ru-RU" w:eastAsia="en-US" w:bidi="ar-SA"/>
               </w:rPr>
               <w:t>О</w:t>
             </w:r>
-            <w:proofErr w:type="spellEnd"/>
           </w:p>
           <w:p>
-            <w:r>
+            <w:pPr>
+              <w:pStyle w:val="Normal"/>
+              <w:widowControl/>
+              <w:suppressAutoHyphens w:val="true"/>
+              <w:spacing w:lineRule="auto" w:line="240" w:before="0" w:after="0"/>
+              <w:jc w:val="left"/>
+              <w:rPr>
+                <w:rFonts w:ascii="Calibri" w:hAnsi="Calibri" w:eastAsia="Calibri" w:cs=""/>
+                <w:kern w:val="0"/>
+                <w:sz w:val="22"/>
+                <w:szCs w:val="22"/>
+                <w:lang w:val="ru-RU" w:eastAsia="en-US" w:bidi="ar-SA"/>
+              </w:rPr>
+            </w:pPr>
+            <w:r>
+              <w:rPr>
+                <w:rFonts w:eastAsia="Calibri" w:cs=""/>
+                <w:kern w:val="0"/>
+                <w:sz w:val="22"/>
+                <w:szCs w:val="22"/>
+                <w:lang w:val="ru-RU" w:eastAsia="en-US" w:bidi="ar-SA"/>
+              </w:rPr>
               <w:t xml:space="preserve">Просто </w:t>
             </w:r>
             <w:r>
               <w:rPr>
+                <w:rFonts w:eastAsia="Calibri" w:cs=""/>
+                <w:kern w:val="0"/>
+                <w:sz w:val="22"/>
+                <w:szCs w:val="22"/>
                 <w:u w:val="single"/>
+                <w:lang w:val="ru-RU" w:eastAsia="en-US" w:bidi="ar-SA"/>
               </w:rPr>
               <w:t>параграф</w:t>
             </w:r>
             <w:r>
+              <w:rPr>
+                <w:rFonts w:eastAsia="Calibri" w:cs=""/>
+                <w:kern w:val="0"/>
+                <w:sz w:val="22"/>
+                <w:szCs w:val="22"/>
+                <w:lang w:val="ru-RU" w:eastAsia="en-US" w:bidi="ar-SA"/>
+              </w:rPr>
               <w:t xml:space="preserve"> с </w:t>
             </w:r>
             <w:r>
               <w:rPr>
+                <w:rFonts w:eastAsia="Calibri" w:cs=""/>
                 <w:b/>
                 <w:bCs/>
+                <w:kern w:val="0"/>
+                <w:sz w:val="22"/>
+                <w:szCs w:val="22"/>
+                <w:lang w:val="ru-RU" w:eastAsia="en-US" w:bidi="ar-SA"/>
               </w:rPr>
               <w:t>некоторым</w:t>
             </w:r>
             <w:r>
+              <w:rPr>
+                <w:rFonts w:eastAsia="Calibri" w:cs=""/>
+                <w:kern w:val="0"/>
+                <w:sz w:val="22"/>
+                <w:szCs w:val="22"/>
+                <w:lang w:val="ru-RU" w:eastAsia="en-US" w:bidi="ar-SA"/>
+              </w:rPr>
               <w:t xml:space="preserve"> </w:t>
             </w:r>
-            <w:proofErr w:type="spellStart"/>
-            <w:r>
-              <w:rPr>
+            <w:r>
+              <w:rPr>
+                <w:rFonts w:eastAsia="Calibri" w:cs=""/>
                 <w:i/>
                 <w:iCs/>
+                <w:kern w:val="0"/>
                 <w:sz w:val="32"/>
                 <w:szCs w:val="32"/>
+                <w:lang w:val="ru-RU" w:eastAsia="en-US" w:bidi="ar-SA"/>
               </w:rPr>
               <w:t>СЛОВОм</w:t>
             </w:r>
-            <w:proofErr w:type="spellEnd"/>
-            <w:r>
-              <w:rPr>
+            <w:r>
+              <w:rPr>
+                <w:rFonts w:eastAsia="Calibri" w:cs=""/>
+                <w:kern w:val="0"/>
                 <w:sz w:val="32"/>
                 <w:szCs w:val="32"/>
+                <w:lang w:val="ru-RU" w:eastAsia="en-US" w:bidi="ar-SA"/>
               </w:rPr>
               <w:t xml:space="preserve"> </w:t>
             </w:r>
             <w:r>
+              <w:rPr>
+                <w:rFonts w:eastAsia="Calibri" w:cs=""/>
+                <w:kern w:val="0"/>
+                <w:sz w:val="22"/>
+                <w:szCs w:val="22"/>
+                <w:lang w:val="ru-RU" w:eastAsia="en-US" w:bidi="ar-SA"/>
+              </w:rPr>
               <w:t xml:space="preserve">и </w:t>
             </w:r>
             <w:r>
               <w:rPr>
+                <w:rFonts w:eastAsia="Calibri" w:cs=""/>
+                <w:kern w:val="0"/>
+                <w:sz w:val="22"/>
+                <w:szCs w:val="22"/>
                 <w:highlight w:val="yellow"/>
+                <w:lang w:val="ru-RU" w:eastAsia="en-US" w:bidi="ar-SA"/>
               </w:rPr>
               <w:t>особым</w:t>
             </w:r>
             <w:r>
+              <w:rPr>
+                <w:rFonts w:eastAsia="Calibri" w:cs=""/>
+                <w:kern w:val="0"/>
+                <w:sz w:val="22"/>
+                <w:szCs w:val="22"/>
+                <w:lang w:val="ru-RU" w:eastAsia="en-US" w:bidi="ar-SA"/>
+              </w:rPr>
               <w:t xml:space="preserve"> форматированием</w:t>
             </w:r>
           </w:p>
-          <w:p/>
+          <w:p>
+            <w:pPr>
+              <w:pStyle w:val="Normal"/>
+              <w:widowControl/>
+              <w:suppressAutoHyphens w:val="true"/>
+              <w:spacing w:lineRule="auto" w:line="240" w:before="0" w:after="0"/>
+              <w:jc w:val="left"/>
+              <w:rPr>
+                <w:rFonts w:ascii="Calibri" w:hAnsi="Calibri" w:eastAsia="Calibri" w:cs=""/>
+                <w:kern w:val="0"/>
+                <w:sz w:val="22"/>
+                <w:szCs w:val="22"/>
+                <w:lang w:val="ru-RU" w:eastAsia="en-US" w:bidi="ar-SA"/>
+              </w:rPr>
+            </w:pPr>
+            <w:r>
+              <w:rPr>
+                <w:rFonts w:eastAsia="Calibri" w:cs=""/>
+                <w:kern w:val="0"/>
+                <w:sz w:val="22"/>
+                <w:szCs w:val="22"/>
+                <w:lang w:val="ru-RU" w:eastAsia="en-US" w:bidi="ar-SA"/>
+              </w:rPr>
+            </w:r>
+          </w:p>
         </w:tc>
       </w:tr>
       <w:tr>
+        <w:trPr>
+          <w:trHeight w:val="464" w:hRule="atLeast"/>
+        </w:trPr>
         <w:tc>
           <w:tcPr>
             <w:tcW w:w="6230" w:type="dxa"/>
             <w:gridSpan w:val="2"/>
+            <w:tcBorders/>
           </w:tcPr>
           <w:p>
-            <w:r>
+            <w:pPr>
+              <w:pStyle w:val="Normal"/>
+              <w:widowControl/>
+              <w:suppressAutoHyphens w:val="true"/>
+              <w:spacing w:lineRule="auto" w:line="240" w:before="0" w:after="0"/>
+              <w:jc w:val="left"/>
+              <w:rPr>
+                <w:rFonts w:ascii="Calibri" w:hAnsi="Calibri" w:eastAsia="Calibri" w:cs=""/>
+                <w:kern w:val="0"/>
+                <w:sz w:val="22"/>
+                <w:szCs w:val="22"/>
+                <w:lang w:val="ru-RU" w:eastAsia="en-US" w:bidi="ar-SA"/>
+              </w:rPr>
+            </w:pPr>
+            <w:r>
+              <w:rPr>
+                <w:rFonts w:eastAsia="Calibri" w:cs=""/>
+                <w:kern w:val="0"/>
+                <w:sz w:val="22"/>
+                <w:szCs w:val="22"/>
+                <w:lang w:val="ru-RU" w:eastAsia="en-US" w:bidi="ar-SA"/>
+              </w:rPr>
               <w:t>ФРАЗА</w:t>
             </w:r>
           </w:p>
           <w:p>
-            <w:r>
+            <w:pPr>
+              <w:pStyle w:val="Normal"/>
+              <w:widowControl/>
+              <w:suppressAutoHyphens w:val="true"/>
+              <w:spacing w:lineRule="auto" w:line="240" w:before="0" w:after="0"/>
+              <w:jc w:val="left"/>
+              <w:rPr>
+                <w:rFonts w:ascii="Calibri" w:hAnsi="Calibri" w:eastAsia="Calibri" w:cs=""/>
+                <w:kern w:val="0"/>
+                <w:sz w:val="22"/>
+                <w:szCs w:val="22"/>
+                <w:lang w:val="ru-RU" w:eastAsia="en-US" w:bidi="ar-SA"/>
+              </w:rPr>
+            </w:pPr>
+            <w:r>
+              <w:rPr>
+                <w:rFonts w:eastAsia="Calibri" w:cs=""/>
+                <w:kern w:val="0"/>
+                <w:sz w:val="22"/>
+                <w:szCs w:val="22"/>
+                <w:lang w:val="ru-RU" w:eastAsia="en-US" w:bidi="ar-SA"/>
+              </w:rPr>
               <w:t>КОТОРУЮ</w:t>
             </w:r>
           </w:p>
@@ -907,45 +1419,66 @@
         <w:tc>
           <w:tcPr>
             <w:tcW w:w="3115" w:type="dxa"/>
+            <w:tcBorders/>
           </w:tcPr>
           <w:p>
-            <w:r>
+            <w:pPr>
+              <w:pStyle w:val="Normal"/>
+              <w:widowControl/>
+              <w:suppressAutoHyphens w:val="true"/>
+              <w:spacing w:lineRule="auto" w:line="240" w:before="0" w:after="0"/>
+              <w:jc w:val="left"/>
+              <w:rPr>
+                <w:rFonts w:ascii="Calibri" w:hAnsi="Calibri" w:eastAsia="Calibri" w:cs=""/>
+                <w:kern w:val="0"/>
+                <w:sz w:val="22"/>
+                <w:szCs w:val="22"/>
+                <w:lang w:val="ru-RU" w:eastAsia="en-US" w:bidi="ar-SA"/>
+              </w:rPr>
+            </w:pPr>
+            <w:r>
+              <w:rPr>
+                <w:rFonts w:eastAsia="Calibri" w:cs=""/>
+                <w:kern w:val="0"/>
+                <w:sz w:val="22"/>
+                <w:szCs w:val="22"/>
+                <w:lang w:val="ru-RU" w:eastAsia="en-US" w:bidi="ar-SA"/>
+              </w:rPr>
               <w:t>КРАСИМ</w:t>
             </w:r>
           </w:p>
         </w:tc>
       </w:tr>
     </w:tbl>
-    <w:p/>
     <w:p>
+      <w:pPr>
+        <w:pStyle w:val="Normal"/>
+        <w:rPr/>
+      </w:pPr>
+      <w:r>
+        <w:rPr/>
+      </w:r>
       <w:r>
         <w:br w:type="page"/>
-      </w:r>
-      <w:r>
-        <w:rPr>
-          <w:sz w:val="96"/>
-          <w:szCs w:val="96"/>
-        </w:rPr>
-        <w:lastRenderedPageBreak/>
-        <w:t>йййййййййййййййййййййййййййййййййййййййййййййййййййййййййййййййййййййййййййййййййййййййййййййййййййййййййййййййййй</w:t>
-      </w:r>
-      <w:r>
-        <w:rPr>
-          <w:sz w:val="96"/>
-          <w:szCs w:val="96"/>
-        </w:rPr>
-        <w:t>СЛОВО</w:t>
-      </w:r>
-      <w:r>
-        <w:rPr>
-          <w:sz w:val="96"/>
-          <w:szCs w:val="96"/>
-        </w:rPr>
-        <w:t>ййййййййййййй</w:t>
       </w:r>
     </w:p>
     <w:p>
       <w:pPr>
+        <w:pStyle w:val="Normal"/>
+        <w:spacing w:before="0" w:after="160"/>
+        <w:rPr/>
+      </w:pPr>
+      <w:r>
+        <w:rPr>
+          <w:sz w:val="96"/>
+          <w:szCs w:val="96"/>
+        </w:rPr>
+        <w:t>ййййййййййййййййййййййййййййййййййййййййййййййййййййййййййййййййййййййййййййййййййййййййййййййййййййййййййййййййййСЛОВОййййййййййййй</w:t>
+      </w:r>
+    </w:p>
+    <w:p>
+      <w:pPr>
+        <w:pStyle w:val="Normal"/>
         <w:rPr>
           <w:sz w:val="96"/>
           <w:szCs w:val="96"/>
@@ -984,38 +1517,146 @@
     </w:p>
     <w:p>
       <w:pPr>
+        <w:pStyle w:val="Normal"/>
+        <w:spacing w:before="0" w:after="160"/>
         <w:rPr>
           <w:sz w:val="96"/>
           <w:szCs w:val="96"/>
         </w:rPr>
       </w:pPr>
-      <w:proofErr w:type="spellStart"/>
       <w:r>
         <w:rPr>
           <w:sz w:val="96"/>
           <w:szCs w:val="96"/>
         </w:rPr>
-        <w:lastRenderedPageBreak/>
         <w:t>йййййййййййййййййййййййййййййй</w:t>
       </w:r>
-      <w:proofErr w:type="spellEnd"/>
     </w:p>
     <w:sectPr>
+      <w:footnotePr>
+        <w:numFmt w:val="decimal"/>
+      </w:footnotePr>
+      <w:type w:val="nextPage"/>
       <w:pgSz w:w="11906" w:h="16838"/>
-      <w:pgMar w:top="1134" w:right="850" w:bottom="1134" w:left="1701" w:header="708" w:footer="708" w:gutter="0"/>
-      <w:cols w:space="708"/>
-      <w:docGrid w:linePitch="360"/>
+      <w:pgMar w:left="1701" w:right="850" w:gutter="0" w:header="0" w:top="1134" w:footer="0" w:bottom="1134"/>
+      <w:pgNumType w:fmt="decimal"/>
+      <w:formProt w:val="false"/>
+      <w:textDirection w:val="lrTb"/>
+      <w:docGrid w:type="default" w:linePitch="360" w:charSpace="4096"/>
     </w:sectPr>
   </w:body>
 </w:document>
 </file>
 
+<file path=word/footnotes.xml><?xml version="1.0" encoding="utf-8"?>
+<w:footnotes xmlns:o="urn:schemas-microsoft-com:office:office" xmlns:r="http://schemas.openxmlformats.org/officeDocument/2006/relationships" xmlns:v="urn:schemas-microsoft-com:vml" xmlns:w="http://schemas.openxmlformats.org/wordprocessingml/2006/main" xmlns:w10="urn:schemas-microsoft-com:office:word" xmlns:wp="http://schemas.openxmlformats.org/drawingml/2006/wordprocessingDrawing" xmlns:wps="http://schemas.microsoft.com/office/word/2010/wordprocessingShape" xmlns:wpg="http://schemas.microsoft.com/office/word/2010/wordprocessingGroup" xmlns:mc="http://schemas.openxmlformats.org/markup-compatibility/2006" xmlns:wp14="http://schemas.microsoft.com/office/word/2010/wordprocessingDrawing" xmlns:w14="http://schemas.microsoft.com/office/word/2010/wordml" xmlns:w15="http://schemas.microsoft.com/office/word/2012/wordml" mc:Ignorable="w14 wp14 w15">
+  <w:footnote w:id="0" w:type="separator">
+    <w:p>
+      <w:r>
+        <w:separator/>
+      </w:r>
+    </w:p>
+  </w:footnote>
+  <w:footnote w:id="1" w:type="continuationSeparator">
+    <w:p>
+      <w:r>
+        <w:continuationSeparator/>
+      </w:r>
+    </w:p>
+  </w:footnote>
+  <w:footnote w:id="2">
+    <w:p>
+      <w:pPr>
+        <w:pStyle w:val="FootnoteText"/>
+        <w:spacing w:before="0" w:after="160"/>
+        <w:rPr/>
+      </w:pPr>
+      <w:r>
+        <w:rPr>
+          <w:rStyle w:val="Style14"/>
+        </w:rPr>
+        <w:footnoteRef/>
+      </w:r>
+      <w:r>
+        <w:rPr/>
+        <w:tab/>
+        <w:t>цуатаииаииа</w:t>
+      </w:r>
+    </w:p>
+  </w:footnote>
+  <w:footnote w:id="3">
+    <w:p>
+      <w:pPr>
+        <w:pStyle w:val="FootnoteText"/>
+        <w:spacing w:before="0" w:after="160"/>
+        <w:rPr>
+          <w:color w:val="C9211E"/>
+        </w:rPr>
+      </w:pPr>
+      <w:r>
+        <w:rPr>
+          <w:rStyle w:val="Style14"/>
+        </w:rPr>
+        <w:footnoteRef/>
+      </w:r>
+      <w:r>
+        <w:rPr>
+          <w:color w:val="C9211E"/>
+        </w:rPr>
+        <w:tab/>
+        <w:t>агиаугиагуиагуиа</w:t>
+      </w:r>
+    </w:p>
+  </w:footnote>
+  <w:footnote w:id="4">
+    <w:p>
+      <w:pPr>
+        <w:pStyle w:val="FootnoteText"/>
+        <w:spacing w:before="0" w:after="160"/>
+        <w:rPr/>
+      </w:pPr>
+      <w:r>
+        <w:rPr>
+          <w:rStyle w:val="Style14"/>
+        </w:rPr>
+        <w:footnoteRef/>
+      </w:r>
+      <w:r>
+        <w:rPr/>
+        <w:tab/>
+        <w:t>уцщшпцущшпцуп</w:t>
+      </w:r>
+    </w:p>
+  </w:footnote>
+  <w:footnote w:id="5">
+    <w:p>
+      <w:pPr>
+        <w:pStyle w:val="FootnoteText"/>
+        <w:spacing w:before="0" w:after="160"/>
+        <w:rPr/>
+      </w:pPr>
+      <w:r>
+        <w:rPr>
+          <w:rStyle w:val="Style14"/>
+        </w:rPr>
+        <w:footnoteRef/>
+      </w:r>
+      <w:r>
+        <w:rPr/>
+        <w:tab/>
+        <w:t>3732а87п28гшаит</w:t>
+      </w:r>
+    </w:p>
+  </w:footnote>
+</w:footnotes>
+</file>
+
 <file path=word/styles.xml><?xml version="1.0" encoding="utf-8"?>
-<w:styles xmlns:mc="http://schemas.openxmlformats.org/markup-compatibility/2006" xmlns:r="http://schemas.openxmlformats.org/officeDocument/2006/relationships" xmlns:w="http://schemas.openxmlformats.org/wordprocessingml/2006/main" xmlns:w14="http://schemas.microsoft.com/office/word/2010/wordml" xmlns:w15="http://schemas.microsoft.com/office/word/2012/wordml" xmlns:w16cex="http://schemas.microsoft.com/office/word/2018/wordml/cex" xmlns:w16cid="http://schemas.microsoft.com/office/word/2016/wordml/cid" xmlns:w16="http://schemas.microsoft.com/office/word/2018/wordml" xmlns:w16sdtdh="http://schemas.microsoft.com/office/word/2020/wordml/sdtdatahash" xmlns:w16se="http://schemas.microsoft.com/office/word/2015/wordml/symex" mc:Ignorable="w14 w15 w16se w16cid w16 w16cex w16sdtdh">
+<w:styles xmlns:w="http://schemas.openxmlformats.org/wordprocessingml/2006/main" xmlns:w14="http://schemas.microsoft.com/office/word/2010/wordml" xmlns:mc="http://schemas.openxmlformats.org/markup-compatibility/2006" mc:Ignorable="w14">
   <w:docDefaults>
     <w:rPrDefault>
       <w:rPr>
-        <w:rFonts w:asciiTheme="minorHAnsi" w:eastAsiaTheme="minorHAnsi" w:hAnsiTheme="minorHAnsi" w:cstheme="minorBidi"/>
+        <w:rFonts w:ascii="Calibri" w:hAnsi="Calibri" w:eastAsia="Calibri" w:cs="" w:asciiTheme="minorHAnsi" w:cstheme="minorBidi" w:eastAsiaTheme="minorHAnsi" w:hAnsiTheme="minorHAnsi"/>
         <w:sz w:val="22"/>
         <w:szCs w:val="22"/>
         <w:lang w:val="ru-RU" w:eastAsia="en-US" w:bidi="ar-SA"/>
@@ -1023,21 +1664,21 @@
     </w:rPrDefault>
     <w:pPrDefault>
       <w:pPr>
-        <w:spacing w:after="160" w:line="259" w:lineRule="auto"/>
+        <w:suppressAutoHyphens w:val="true"/>
       </w:pPr>
     </w:pPrDefault>
   </w:docDefaults>
   <w:latentStyles w:defLockedState="0" w:defUIPriority="99" w:defSemiHidden="0" w:defUnhideWhenUsed="0" w:defQFormat="0" w:count="376">
     <w:lsdException w:name="Normal" w:uiPriority="0" w:qFormat="1"/>
     <w:lsdException w:name="heading 1" w:uiPriority="9" w:qFormat="1"/>
-    <w:lsdException w:name="heading 2" w:semiHidden="1" w:uiPriority="9" w:unhideWhenUsed="1" w:qFormat="1"/>
-    <w:lsdException w:name="heading 3" w:semiHidden="1" w:uiPriority="9" w:unhideWhenUsed="1" w:qFormat="1"/>
-    <w:lsdException w:name="heading 4" w:semiHidden="1" w:uiPriority="9" w:unhideWhenUsed="1" w:qFormat="1"/>
-    <w:lsdException w:name="heading 5" w:semiHidden="1" w:uiPriority="9" w:unhideWhenUsed="1" w:qFormat="1"/>
-    <w:lsdException w:name="heading 6" w:semiHidden="1" w:uiPriority="9" w:unhideWhenUsed="1" w:qFormat="1"/>
-    <w:lsdException w:name="heading 7" w:semiHidden="1" w:uiPriority="9" w:unhideWhenUsed="1" w:qFormat="1"/>
-    <w:lsdException w:name="heading 8" w:semiHidden="1" w:uiPriority="9" w:unhideWhenUsed="1" w:qFormat="1"/>
-    <w:lsdException w:name="heading 9" w:semiHidden="1" w:uiPriority="9" w:unhideWhenUsed="1" w:qFormat="1"/>
+    <w:lsdException w:name="heading 2" w:uiPriority="9" w:semiHidden="1" w:unhideWhenUsed="1" w:qFormat="1"/>
+    <w:lsdException w:name="heading 3" w:uiPriority="9" w:semiHidden="1" w:unhideWhenUsed="1" w:qFormat="1"/>
+    <w:lsdException w:name="heading 4" w:uiPriority="9" w:semiHidden="1" w:unhideWhenUsed="1" w:qFormat="1"/>
+    <w:lsdException w:name="heading 5" w:uiPriority="9" w:semiHidden="1" w:unhideWhenUsed="1" w:qFormat="1"/>
+    <w:lsdException w:name="heading 6" w:uiPriority="9" w:semiHidden="1" w:unhideWhenUsed="1" w:qFormat="1"/>
+    <w:lsdException w:name="heading 7" w:uiPriority="9" w:semiHidden="1" w:unhideWhenUsed="1" w:qFormat="1"/>
+    <w:lsdException w:name="heading 8" w:uiPriority="9" w:semiHidden="1" w:unhideWhenUsed="1" w:qFormat="1"/>
+    <w:lsdException w:name="heading 9" w:uiPriority="9" w:semiHidden="1" w:unhideWhenUsed="1" w:qFormat="1"/>
     <w:lsdException w:name="index 1" w:semiHidden="1" w:unhideWhenUsed="1"/>
     <w:lsdException w:name="index 2" w:semiHidden="1" w:unhideWhenUsed="1"/>
     <w:lsdException w:name="index 3" w:semiHidden="1" w:unhideWhenUsed="1"/>
@@ -1047,22 +1688,22 @@
     <w:lsdException w:name="index 7" w:semiHidden="1" w:unhideWhenUsed="1"/>
     <w:lsdException w:name="index 8" w:semiHidden="1" w:unhideWhenUsed="1"/>
     <w:lsdException w:name="index 9" w:semiHidden="1" w:unhideWhenUsed="1"/>
-    <w:lsdException w:name="toc 1" w:semiHidden="1" w:uiPriority="39" w:unhideWhenUsed="1"/>
-    <w:lsdException w:name="toc 2" w:semiHidden="1" w:uiPriority="39" w:unhideWhenUsed="1"/>
-    <w:lsdException w:name="toc 3" w:semiHidden="1" w:uiPriority="39" w:unhideWhenUsed="1"/>
-    <w:lsdException w:name="toc 4" w:semiHidden="1" w:uiPriority="39" w:unhideWhenUsed="1"/>
-    <w:lsdException w:name="toc 5" w:semiHidden="1" w:uiPriority="39" w:unhideWhenUsed="1"/>
-    <w:lsdException w:name="toc 6" w:semiHidden="1" w:uiPriority="39" w:unhideWhenUsed="1"/>
-    <w:lsdException w:name="toc 7" w:semiHidden="1" w:uiPriority="39" w:unhideWhenUsed="1"/>
-    <w:lsdException w:name="toc 8" w:semiHidden="1" w:uiPriority="39" w:unhideWhenUsed="1"/>
-    <w:lsdException w:name="toc 9" w:semiHidden="1" w:uiPriority="39" w:unhideWhenUsed="1"/>
+    <w:lsdException w:name="toc 1" w:uiPriority="39" w:semiHidden="1" w:unhideWhenUsed="1"/>
+    <w:lsdException w:name="toc 2" w:uiPriority="39" w:semiHidden="1" w:unhideWhenUsed="1"/>
+    <w:lsdException w:name="toc 3" w:uiPriority="39" w:semiHidden="1" w:unhideWhenUsed="1"/>
+    <w:lsdException w:name="toc 4" w:uiPriority="39" w:semiHidden="1" w:unhideWhenUsed="1"/>
+    <w:lsdException w:name="toc 5" w:uiPriority="39" w:semiHidden="1" w:unhideWhenUsed="1"/>
+    <w:lsdException w:name="toc 6" w:uiPriority="39" w:semiHidden="1" w:unhideWhenUsed="1"/>
+    <w:lsdException w:name="toc 7" w:uiPriority="39" w:semiHidden="1" w:unhideWhenUsed="1"/>
+    <w:lsdException w:name="toc 8" w:uiPriority="39" w:semiHidden="1" w:unhideWhenUsed="1"/>
+    <w:lsdException w:name="toc 9" w:uiPriority="39" w:semiHidden="1" w:unhideWhenUsed="1"/>
     <w:lsdException w:name="Normal Indent" w:semiHidden="1" w:unhideWhenUsed="1"/>
     <w:lsdException w:name="footnote text" w:semiHidden="1" w:unhideWhenUsed="1"/>
     <w:lsdException w:name="annotation text" w:semiHidden="1" w:unhideWhenUsed="1"/>
     <w:lsdException w:name="header" w:semiHidden="1" w:unhideWhenUsed="1"/>
     <w:lsdException w:name="footer" w:semiHidden="1" w:unhideWhenUsed="1"/>
     <w:lsdException w:name="index heading" w:semiHidden="1" w:unhideWhenUsed="1"/>
-    <w:lsdException w:name="caption" w:semiHidden="1" w:uiPriority="35" w:unhideWhenUsed="1" w:qFormat="1"/>
+    <w:lsdException w:name="caption" w:uiPriority="35" w:semiHidden="1" w:unhideWhenUsed="1" w:qFormat="1"/>
     <w:lsdException w:name="table of figures" w:semiHidden="1" w:unhideWhenUsed="1"/>
     <w:lsdException w:name="envelope address" w:semiHidden="1" w:unhideWhenUsed="1"/>
     <w:lsdException w:name="envelope return" w:semiHidden="1" w:unhideWhenUsed="1"/>
@@ -1093,7 +1734,7 @@
     <w:lsdException w:name="Title" w:uiPriority="10" w:qFormat="1"/>
     <w:lsdException w:name="Closing" w:semiHidden="1" w:unhideWhenUsed="1"/>
     <w:lsdException w:name="Signature" w:semiHidden="1" w:unhideWhenUsed="1"/>
-    <w:lsdException w:name="Default Paragraph Font" w:semiHidden="1" w:uiPriority="1" w:unhideWhenUsed="1"/>
+    <w:lsdException w:name="Default Paragraph Font" w:uiPriority="1" w:semiHidden="1" w:unhideWhenUsed="1"/>
     <w:lsdException w:name="Body Text" w:semiHidden="1" w:unhideWhenUsed="1"/>
     <w:lsdException w:name="Body Text Indent" w:semiHidden="1" w:unhideWhenUsed="1"/>
     <w:lsdException w:name="List Continue" w:semiHidden="1" w:unhideWhenUsed="1"/>
@@ -1293,8 +1934,8 @@
     <w:lsdException w:name="Subtle Reference" w:uiPriority="31" w:qFormat="1"/>
     <w:lsdException w:name="Intense Reference" w:uiPriority="32" w:qFormat="1"/>
     <w:lsdException w:name="Book Title" w:uiPriority="33" w:qFormat="1"/>
-    <w:lsdException w:name="Bibliography" w:semiHidden="1" w:uiPriority="37" w:unhideWhenUsed="1"/>
-    <w:lsdException w:name="TOC Heading" w:semiHidden="1" w:uiPriority="39" w:unhideWhenUsed="1" w:qFormat="1"/>
+    <w:lsdException w:name="Bibliography" w:uiPriority="37" w:semiHidden="1" w:unhideWhenUsed="1"/>
+    <w:lsdException w:name="TOC Heading" w:uiPriority="39" w:semiHidden="1" w:unhideWhenUsed="1" w:qFormat="1"/>
     <w:lsdException w:name="Plain Table 1" w:uiPriority="41"/>
     <w:lsdException w:name="Plain Table 2" w:uiPriority="42"/>
     <w:lsdException w:name="Plain Table 3" w:uiPriority="43"/>
@@ -1405,15 +2046,131 @@
     <w:lsdException w:name="Unresolved Mention" w:semiHidden="1" w:unhideWhenUsed="1"/>
     <w:lsdException w:name="Smart Link" w:semiHidden="1" w:unhideWhenUsed="1"/>
   </w:latentStyles>
-  <w:style w:type="paragraph" w:default="1" w:styleId="a">
+  <w:style w:type="paragraph" w:styleId="Normal" w:default="1">
     <w:name w:val="Normal"/>
     <w:qFormat/>
+    <w:pPr>
+      <w:widowControl/>
+      <w:suppressAutoHyphens w:val="true"/>
+      <w:bidi w:val="0"/>
+      <w:spacing w:lineRule="auto" w:line="259" w:before="0" w:after="160"/>
+      <w:jc w:val="left"/>
+    </w:pPr>
+    <w:rPr>
+      <w:rFonts w:ascii="Calibri" w:hAnsi="Calibri" w:eastAsia="Calibri" w:cs="" w:asciiTheme="minorHAnsi" w:cstheme="minorBidi" w:eastAsiaTheme="minorHAnsi" w:hAnsiTheme="minorHAnsi"/>
+      <w:color w:val="auto"/>
+      <w:kern w:val="0"/>
+      <w:sz w:val="22"/>
+      <w:szCs w:val="22"/>
+      <w:lang w:val="ru-RU" w:eastAsia="en-US" w:bidi="ar-SA"/>
+    </w:rPr>
   </w:style>
-  <w:style w:type="character" w:default="1" w:styleId="a0">
+  <w:style w:type="character" w:styleId="DefaultParagraphFont" w:default="1">
     <w:name w:val="Default Paragraph Font"/>
     <w:uiPriority w:val="1"/>
     <w:semiHidden/>
     <w:unhideWhenUsed/>
+    <w:qFormat/>
+    <w:rPr/>
+  </w:style>
+  <w:style w:type="character" w:styleId="Style14">
+    <w:name w:val="Символ сноски"/>
+    <w:qFormat/>
+    <w:rPr/>
+  </w:style>
+  <w:style w:type="character" w:styleId="FootnoteReference">
+    <w:name w:val="footnote reference"/>
+    <w:rPr>
+      <w:vertAlign w:val="superscript"/>
+    </w:rPr>
+  </w:style>
+  <w:style w:type="character" w:styleId="EndnoteReference">
+    <w:name w:val="endnote reference"/>
+    <w:rPr>
+      <w:vertAlign w:val="superscript"/>
+    </w:rPr>
+  </w:style>
+  <w:style w:type="character" w:styleId="Style15">
+    <w:name w:val="Символ концевой сноски"/>
+    <w:qFormat/>
+    <w:rPr/>
+  </w:style>
+  <w:style w:type="paragraph" w:styleId="Style16">
+    <w:name w:val="Заголовок"/>
+    <w:basedOn w:val="Normal"/>
+    <w:next w:val="BodyText"/>
+    <w:qFormat/>
+    <w:pPr>
+      <w:keepNext w:val="true"/>
+      <w:spacing w:before="240" w:after="120"/>
+    </w:pPr>
+    <w:rPr>
+      <w:rFonts w:ascii="Liberation Sans" w:hAnsi="Liberation Sans" w:eastAsia="Noto Sans CJK SC" w:cs="Noto Sans Devanagari"/>
+      <w:sz w:val="28"/>
+      <w:szCs w:val="28"/>
+    </w:rPr>
+  </w:style>
+  <w:style w:type="paragraph" w:styleId="BodyText">
+    <w:name w:val="Body Text"/>
+    <w:basedOn w:val="Normal"/>
+    <w:pPr>
+      <w:spacing w:lineRule="auto" w:line="276" w:before="0" w:after="140"/>
+    </w:pPr>
+    <w:rPr/>
+  </w:style>
+  <w:style w:type="paragraph" w:styleId="List">
+    <w:name w:val="List"/>
+    <w:basedOn w:val="BodyText"/>
+    <w:pPr/>
+    <w:rPr>
+      <w:rFonts w:cs="Noto Sans Devanagari"/>
+    </w:rPr>
+  </w:style>
+  <w:style w:type="paragraph" w:styleId="Caption">
+    <w:name w:val="caption"/>
+    <w:basedOn w:val="Normal"/>
+    <w:qFormat/>
+    <w:pPr>
+      <w:suppressLineNumbers/>
+      <w:spacing w:before="120" w:after="120"/>
+    </w:pPr>
+    <w:rPr>
+      <w:rFonts w:cs="Noto Sans Devanagari"/>
+      <w:i/>
+      <w:iCs/>
+      <w:sz w:val="24"/>
+      <w:szCs w:val="24"/>
+    </w:rPr>
+  </w:style>
+  <w:style w:type="paragraph" w:styleId="Style17">
+    <w:name w:val="Указатель"/>
+    <w:basedOn w:val="Normal"/>
+    <w:qFormat/>
+    <w:pPr>
+      <w:suppressLineNumbers/>
+    </w:pPr>
+    <w:rPr>
+      <w:rFonts w:cs="Noto Sans Devanagari"/>
+    </w:rPr>
+  </w:style>
+  <w:style w:type="paragraph" w:styleId="FootnoteText">
+    <w:name w:val="footnote text"/>
+    <w:basedOn w:val="Normal"/>
+    <w:pPr>
+      <w:suppressLineNumbers/>
+      <w:ind w:hanging="340" w:left="340"/>
+    </w:pPr>
+    <w:rPr>
+      <w:sz w:val="20"/>
+      <w:szCs w:val="20"/>
+    </w:rPr>
+  </w:style>
+  <w:style w:type="numbering" w:styleId="Style18" w:default="1">
+    <w:name w:val="Без списка"/>
+    <w:uiPriority w:val="99"/>
+    <w:semiHidden/>
+    <w:unhideWhenUsed/>
+    <w:qFormat/>
   </w:style>
   <w:style w:type="table" w:default="1" w:styleId="a1">
     <w:name w:val="Normal Table"/>
@@ -1421,7 +2178,6 @@
     <w:semiHidden/>
     <w:unhideWhenUsed/>
     <w:tblPr>
-      <w:tblInd w:w="0" w:type="dxa"/>
       <w:tblCellMar>
         <w:top w:w="0" w:type="dxa"/>
         <w:left w:w="108" w:type="dxa"/>
@@ -1430,28 +2186,22 @@
       </w:tblCellMar>
     </w:tblPr>
   </w:style>
-  <w:style w:type="numbering" w:default="1" w:styleId="a2">
-    <w:name w:val="No List"/>
-    <w:uiPriority w:val="99"/>
-    <w:semiHidden/>
-    <w:unhideWhenUsed/>
-  </w:style>
   <w:style w:type="table" w:styleId="a3">
     <w:name w:val="Table Grid"/>
     <w:basedOn w:val="a1"/>
     <w:uiPriority w:val="39"/>
-    <w:rsid w:val="00B10B64"/>
+    <w:rsid w:val="00b10b64"/>
     <w:pPr>
       <w:spacing w:after="0" w:line="240" w:lineRule="auto"/>
     </w:pPr>
     <w:tblPr>
       <w:tblBorders>
-        <w:top w:val="single" w:sz="4" w:space="0" w:color="auto"/>
-        <w:left w:val="single" w:sz="4" w:space="0" w:color="auto"/>
-        <w:bottom w:val="single" w:sz="4" w:space="0" w:color="auto"/>
-        <w:right w:val="single" w:sz="4" w:space="0" w:color="auto"/>
-        <w:insideH w:val="single" w:sz="4" w:space="0" w:color="auto"/>
-        <w:insideV w:val="single" w:sz="4" w:space="0" w:color="auto"/>
+        <w:top w:val="single" w:color="auto" w:sz="4" w:space="0"/>
+        <w:left w:val="single" w:color="auto" w:sz="4" w:space="0"/>
+        <w:bottom w:val="single" w:color="auto" w:sz="4" w:space="0"/>
+        <w:right w:val="single" w:color="auto" w:sz="4" w:space="0"/>
+        <w:insideH w:val="single" w:color="auto" w:sz="4" w:space="0"/>
+        <w:insideV w:val="single" w:color="auto" w:sz="4" w:space="0"/>
       </w:tblBorders>
     </w:tblPr>
   </w:style>
@@ -1459,195 +2209,97 @@
 </file>
 
 <file path=word/theme/theme1.xml><?xml version="1.0" encoding="utf-8"?>
-<a:theme xmlns:a="http://schemas.openxmlformats.org/drawingml/2006/main" name="Тема Office">
+<a:theme xmlns:a="http://schemas.openxmlformats.org/drawingml/2006/main" xmlns:r="http://schemas.openxmlformats.org/officeDocument/2006/relationships" name="Тема Office">
   <a:themeElements>
     <a:clrScheme name="Стандартная">
       <a:dk1>
-        <a:sysClr val="windowText" lastClr="000000"/>
+        <a:srgbClr val="000000"/>
       </a:dk1>
       <a:lt1>
-        <a:sysClr val="window" lastClr="FFFFFF"/>
+        <a:srgbClr val="ffffff"/>
       </a:lt1>
       <a:dk2>
-        <a:srgbClr val="44546A"/>
+        <a:srgbClr val="44546a"/>
       </a:dk2>
       <a:lt2>
-        <a:srgbClr val="E7E6E6"/>
+        <a:srgbClr val="e7e6e6"/>
       </a:lt2>
       <a:accent1>
-        <a:srgbClr val="4472C4"/>
+        <a:srgbClr val="4472c4"/>
       </a:accent1>
       <a:accent2>
-        <a:srgbClr val="ED7D31"/>
+        <a:srgbClr val="ed7d31"/>
       </a:accent2>
       <a:accent3>
-        <a:srgbClr val="A5A5A5"/>
+        <a:srgbClr val="a5a5a5"/>
       </a:accent3>
       <a:accent4>
-        <a:srgbClr val="FFC000"/>
+        <a:srgbClr val="ffc000"/>
       </a:accent4>
       <a:accent5>
-        <a:srgbClr val="5B9BD5"/>
+        <a:srgbClr val="5b9bd5"/>
       </a:accent5>
       <a:accent6>
-        <a:srgbClr val="70AD47"/>
+        <a:srgbClr val="70ad47"/>
       </a:accent6>
       <a:hlink>
-        <a:srgbClr val="0563C1"/>
+        <a:srgbClr val="0563c1"/>
       </a:hlink>
       <a:folHlink>
-        <a:srgbClr val="954F72"/>
+        <a:srgbClr val="954f72"/>
       </a:folHlink>
     </a:clrScheme>
     <a:fontScheme name="Стандартная">
       <a:majorFont>
-        <a:latin typeface="Calibri Light" panose="020F0302020204030204"/>
+        <a:latin typeface="Calibri Light" panose="020F0302020204030204" pitchFamily="0" charset="1"/>
         <a:ea typeface=""/>
         <a:cs typeface=""/>
-        <a:font script="Jpan" typeface="游ゴシック Light"/>
-        <a:font script="Hang" typeface="맑은 고딕"/>
-        <a:font script="Hans" typeface="等线 Light"/>
-        <a:font script="Hant" typeface="新細明體"/>
-        <a:font script="Arab" typeface="Times New Roman"/>
-        <a:font script="Hebr" typeface="Times New Roman"/>
-        <a:font script="Thai" typeface="Angsana New"/>
-        <a:font script="Ethi" typeface="Nyala"/>
-        <a:font script="Beng" typeface="Vrinda"/>
-        <a:font script="Gujr" typeface="Shruti"/>
-        <a:font script="Khmr" typeface="MoolBoran"/>
-        <a:font script="Knda" typeface="Tunga"/>
-        <a:font script="Guru" typeface="Raavi"/>
-        <a:font script="Cans" typeface="Euphemia"/>
-        <a:font script="Cher" typeface="Plantagenet Cherokee"/>
-        <a:font script="Yiii" typeface="Microsoft Yi Baiti"/>
-        <a:font script="Tibt" typeface="Microsoft Himalaya"/>
-        <a:font script="Thaa" typeface="MV Boli"/>
-        <a:font script="Deva" typeface="Mangal"/>
-        <a:font script="Telu" typeface="Gautami"/>
-        <a:font script="Taml" typeface="Latha"/>
-        <a:font script="Syrc" typeface="Estrangelo Edessa"/>
-        <a:font script="Orya" typeface="Kalinga"/>
-        <a:font script="Mlym" typeface="Kartika"/>
-        <a:font script="Laoo" typeface="DokChampa"/>
-        <a:font script="Sinh" typeface="Iskoola Pota"/>
-        <a:font script="Mong" typeface="Mongolian Baiti"/>
-        <a:font script="Viet" typeface="Times New Roman"/>
-        <a:font script="Uigh" typeface="Microsoft Uighur"/>
-        <a:font script="Geor" typeface="Sylfaen"/>
-        <a:font script="Armn" typeface="Arial"/>
-        <a:font script="Bugi" typeface="Leelawadee UI"/>
-        <a:font script="Bopo" typeface="Microsoft JhengHei"/>
-        <a:font script="Java" typeface="Javanese Text"/>
-        <a:font script="Lisu" typeface="Segoe UI"/>
-        <a:font script="Mymr" typeface="Myanmar Text"/>
-        <a:font script="Nkoo" typeface="Ebrima"/>
-        <a:font script="Olck" typeface="Nirmala UI"/>
-        <a:font script="Osma" typeface="Ebrima"/>
-        <a:font script="Phag" typeface="Phagspa"/>
-        <a:font script="Syrn" typeface="Estrangelo Edessa"/>
-        <a:font script="Syrj" typeface="Estrangelo Edessa"/>
-        <a:font script="Syre" typeface="Estrangelo Edessa"/>
-        <a:font script="Sora" typeface="Nirmala UI"/>
-        <a:font script="Tale" typeface="Microsoft Tai Le"/>
-        <a:font script="Talu" typeface="Microsoft New Tai Lue"/>
-        <a:font script="Tfng" typeface="Ebrima"/>
       </a:majorFont>
       <a:minorFont>
-        <a:latin typeface="Calibri" panose="020F0502020204030204"/>
+        <a:latin typeface="Calibri" panose="020F0502020204030204" pitchFamily="0" charset="1"/>
         <a:ea typeface=""/>
         <a:cs typeface=""/>
-        <a:font script="Jpan" typeface="游明朝"/>
-        <a:font script="Hang" typeface="맑은 고딕"/>
-        <a:font script="Hans" typeface="等线"/>
-        <a:font script="Hant" typeface="新細明體"/>
-        <a:font script="Arab" typeface="Arial"/>
-        <a:font script="Hebr" typeface="Arial"/>
-        <a:font script="Thai" typeface="Cordia New"/>
-        <a:font script="Ethi" typeface="Nyala"/>
-        <a:font script="Beng" typeface="Vrinda"/>
-        <a:font script="Gujr" typeface="Shruti"/>
-        <a:font script="Khmr" typeface="DaunPenh"/>
-        <a:font script="Knda" typeface="Tunga"/>
-        <a:font script="Guru" typeface="Raavi"/>
-        <a:font script="Cans" typeface="Euphemia"/>
-        <a:font script="Cher" typeface="Plantagenet Cherokee"/>
-        <a:font script="Yiii" typeface="Microsoft Yi Baiti"/>
-        <a:font script="Tibt" typeface="Microsoft Himalaya"/>
-        <a:font script="Thaa" typeface="MV Boli"/>
-        <a:font script="Deva" typeface="Mangal"/>
-        <a:font script="Telu" typeface="Gautami"/>
-        <a:font script="Taml" typeface="Latha"/>
-        <a:font script="Syrc" typeface="Estrangelo Edessa"/>
-        <a:font script="Orya" typeface="Kalinga"/>
-        <a:font script="Mlym" typeface="Kartika"/>
-        <a:font script="Laoo" typeface="DokChampa"/>
-        <a:font script="Sinh" typeface="Iskoola Pota"/>
-        <a:font script="Mong" typeface="Mongolian Baiti"/>
-        <a:font script="Viet" typeface="Arial"/>
-        <a:font script="Uigh" typeface="Microsoft Uighur"/>
-        <a:font script="Geor" typeface="Sylfaen"/>
-        <a:font script="Armn" typeface="Arial"/>
-        <a:font script="Bugi" typeface="Leelawadee UI"/>
-        <a:font script="Bopo" typeface="Microsoft JhengHei"/>
-        <a:font script="Java" typeface="Javanese Text"/>
-        <a:font script="Lisu" typeface="Segoe UI"/>
-        <a:font script="Mymr" typeface="Myanmar Text"/>
-        <a:font script="Nkoo" typeface="Ebrima"/>
-        <a:font script="Olck" typeface="Nirmala UI"/>
-        <a:font script="Osma" typeface="Ebrima"/>
-        <a:font script="Phag" typeface="Phagspa"/>
-        <a:font script="Syrn" typeface="Estrangelo Edessa"/>
-        <a:font script="Syrj" typeface="Estrangelo Edessa"/>
-        <a:font script="Syre" typeface="Estrangelo Edessa"/>
-        <a:font script="Sora" typeface="Nirmala UI"/>
-        <a:font script="Tale" typeface="Microsoft Tai Le"/>
-        <a:font script="Talu" typeface="Microsoft New Tai Lue"/>
-        <a:font script="Tfng" typeface="Ebrima"/>
       </a:minorFont>
     </a:fontScheme>
-    <a:fmtScheme name="Стандартная">
+    <a:fmtScheme>
       <a:fillStyleLst>
         <a:solidFill>
           <a:schemeClr val="phClr"/>
         </a:solidFill>
-        <a:gradFill rotWithShape="1">
+        <a:gradFill>
           <a:gsLst>
             <a:gs pos="0">
               <a:schemeClr val="phClr">
                 <a:lumMod val="110000"/>
-                <a:satMod val="105000"/>
                 <a:tint val="67000"/>
               </a:schemeClr>
             </a:gs>
             <a:gs pos="50000">
               <a:schemeClr val="phClr">
                 <a:lumMod val="105000"/>
-                <a:satMod val="103000"/>
                 <a:tint val="73000"/>
               </a:schemeClr>
             </a:gs>
             <a:gs pos="100000">
               <a:schemeClr val="phClr">
                 <a:lumMod val="105000"/>
-                <a:satMod val="109000"/>
                 <a:tint val="81000"/>
               </a:schemeClr>
             </a:gs>
           </a:gsLst>
           <a:lin ang="5400000" scaled="0"/>
+          <a:tileRect l="0" t="0" r="0" b="0"/>
         </a:gradFill>
-        <a:gradFill rotWithShape="1">
+        <a:gradFill>
           <a:gsLst>
             <a:gs pos="0">
               <a:schemeClr val="phClr">
-                <a:satMod val="103000"/>
                 <a:lumMod val="102000"/>
                 <a:tint val="94000"/>
               </a:schemeClr>
             </a:gs>
             <a:gs pos="50000">
               <a:schemeClr val="phClr">
-                <a:satMod val="110000"/>
                 <a:lumMod val="100000"/>
                 <a:shade val="100000"/>
               </a:schemeClr>
@@ -1655,33 +2307,24 @@
             <a:gs pos="100000">
               <a:schemeClr val="phClr">
                 <a:lumMod val="99000"/>
-                <a:satMod val="120000"/>
                 <a:shade val="78000"/>
               </a:schemeClr>
             </a:gs>
           </a:gsLst>
           <a:lin ang="5400000" scaled="0"/>
+          <a:tileRect l="0" t="0" r="0" b="0"/>
         </a:gradFill>
       </a:fillStyleLst>
       <a:lnStyleLst>
         <a:ln w="6350" cap="flat" cmpd="sng" algn="ctr">
-          <a:solidFill>
-            <a:schemeClr val="phClr"/>
-          </a:solidFill>
           <a:prstDash val="solid"/>
           <a:miter lim="800000"/>
         </a:ln>
         <a:ln w="12700" cap="flat" cmpd="sng" algn="ctr">
-          <a:solidFill>
-            <a:schemeClr val="phClr"/>
-          </a:solidFill>
           <a:prstDash val="solid"/>
           <a:miter lim="800000"/>
         </a:ln>
         <a:ln w="19050" cap="flat" cmpd="sng" algn="ctr">
-          <a:solidFill>
-            <a:schemeClr val="phClr"/>
-          </a:solidFill>
           <a:prstDash val="solid"/>
           <a:miter lim="800000"/>
         </a:ln>
@@ -1694,13 +2337,7 @@
           <a:effectLst/>
         </a:effectStyle>
         <a:effectStyle>
-          <a:effectLst>
-            <a:outerShdw blurRad="57150" dist="19050" dir="5400000" algn="ctr" rotWithShape="0">
-              <a:srgbClr val="000000">
-                <a:alpha val="63000"/>
-              </a:srgbClr>
-            </a:outerShdw>
-          </a:effectLst>
+          <a:effectLst/>
         </a:effectStyle>
       </a:effectStyleLst>
       <a:bgFillStyleLst>
@@ -1710,15 +2347,13 @@
         <a:solidFill>
           <a:schemeClr val="phClr">
             <a:tint val="95000"/>
-            <a:satMod val="170000"/>
           </a:schemeClr>
         </a:solidFill>
-        <a:gradFill rotWithShape="1">
+        <a:gradFill>
           <a:gsLst>
             <a:gs pos="0">
               <a:schemeClr val="phClr">
                 <a:tint val="93000"/>
-                <a:satMod val="150000"/>
                 <a:shade val="98000"/>
                 <a:lumMod val="102000"/>
               </a:schemeClr>
@@ -1726,7 +2361,6 @@
             <a:gs pos="50000">
               <a:schemeClr val="phClr">
                 <a:tint val="98000"/>
-                <a:satMod val="130000"/>
                 <a:shade val="90000"/>
                 <a:lumMod val="103000"/>
               </a:schemeClr>
@@ -1734,21 +2368,14 @@
             <a:gs pos="100000">
               <a:schemeClr val="phClr">
                 <a:shade val="63000"/>
-                <a:satMod val="120000"/>
               </a:schemeClr>
             </a:gs>
           </a:gsLst>
           <a:lin ang="5400000" scaled="0"/>
+          <a:tileRect l="0" t="0" r="0" b="0"/>
         </a:gradFill>
       </a:bgFillStyleLst>
     </a:fmtScheme>
   </a:themeElements>
-  <a:objectDefaults/>
-  <a:extraClrSchemeLst/>
-  <a:extLst>
-    <a:ext uri="{05A4C25C-085E-4340-85A3-A5531E510DB2}">
-      <thm15:themeFamily xmlns:thm15="http://schemas.microsoft.com/office/thememl/2012/main" name="Office Theme" id="{62F939B6-93AF-4DB8-9C6B-D6C7DFDC589F}" vid="{4A3C46E8-61CC-4603-A589-7422A47A8E4A}"/>
-    </a:ext>
-  </a:extLst>
 </a:theme>
 </file>